--- a/docs/Article_fNIRS_Perceptual_2026-06-26.docx
+++ b/docs/Article_fNIRS_Perceptual_2026-06-26.docx
@@ -417,14 +417,12 @@
         <w:rPr>
           <w:sz w:val="20"/>
           <w:szCs w:val="20"/>
-          <w:lang w:val="en-US"/>
-        </w:rPr>
-      </w:pPr>
-      <w:r>
-        <w:rPr>
-          <w:sz w:val="20"/>
-          <w:szCs w:val="20"/>
-          <w:lang w:val="en-US"/>
+        </w:rPr>
+      </w:pPr>
+      <w:r>
+        <w:rPr>
+          <w:sz w:val="20"/>
+          <w:szCs w:val="20"/>
         </w:rPr>
         <w:t xml:space="preserve">fNIRS part – done </w:t>
       </w:r>
@@ -1253,7 +1251,6 @@
           <w:color w:val="4472C4" w:themeColor="accent1"/>
           <w:sz w:val="20"/>
           <w:szCs w:val="20"/>
-          <w:lang w:val="sv-SE"/>
         </w:rPr>
       </w:pPr>
       <w:r>
@@ -1355,7 +1352,6 @@
         <w:rPr>
           <w:sz w:val="16"/>
           <w:szCs w:val="16"/>
-          <w:lang w:val="en-US"/>
         </w:rPr>
       </w:pPr>
       <w:r>
@@ -1380,7 +1376,6 @@
           <w:bCs/>
           <w:sz w:val="16"/>
           <w:szCs w:val="16"/>
-          <w:lang w:val="en-US"/>
         </w:rPr>
         <w:t xml:space="preserve">A: </w:t>
       </w:r>
@@ -1395,7 +1390,6 @@
         <w:rPr>
           <w:sz w:val="16"/>
           <w:szCs w:val="16"/>
-          <w:lang w:val="en-US"/>
         </w:rPr>
         <w:t>.</w:t>
       </w:r>
@@ -1403,7 +1397,6 @@
         <w:rPr>
           <w:sz w:val="16"/>
           <w:szCs w:val="16"/>
-          <w:lang w:val="en-US"/>
         </w:rPr>
         <w:t xml:space="preserve"> </w:t>
       </w:r>
@@ -1413,7 +1406,6 @@
           <w:bCs/>
           <w:sz w:val="16"/>
           <w:szCs w:val="16"/>
-          <w:lang w:val="en-US"/>
         </w:rPr>
         <w:t>B:</w:t>
       </w:r>
@@ -1421,7 +1413,6 @@
         <w:rPr>
           <w:sz w:val="16"/>
           <w:szCs w:val="16"/>
-          <w:lang w:val="en-US"/>
         </w:rPr>
         <w:t xml:space="preserve"> Sensitivity profile of montage visualized on the </w:t>
       </w:r>
@@ -1429,7 +1420,6 @@
         <w:rPr>
           <w:sz w:val="16"/>
           <w:szCs w:val="16"/>
-          <w:lang w:val="en-US"/>
         </w:rPr>
         <w:t>colin27</w:t>
       </w:r>
@@ -1437,7 +1427,6 @@
         <w:rPr>
           <w:sz w:val="16"/>
           <w:szCs w:val="16"/>
-          <w:lang w:val="en-US"/>
         </w:rPr>
         <w:t xml:space="preserve"> atlas, via Cedalion and NIRFASTer.</w:t>
       </w:r>
@@ -1609,114 +1598,6 @@
     </w:p>
     <w:p>
       <w:pPr>
-        <w:jc w:val="both"/>
-        <w:rPr>
-          <w:rFonts w:ascii="Times New Roman" w:hAnsi="Times New Roman" w:cs="Times New Roman"/>
-          <w:sz w:val="20"/>
-          <w:szCs w:val="20"/>
-          <w:lang w:val="en-US" w:eastAsia="de-DE"/>
-        </w:rPr>
-      </w:pPr>
-      <w:r>
-        <w:rPr>
-          <w:rFonts w:ascii="Times New Roman" w:hAnsi="Times New Roman" w:cs="Times New Roman"/>
-          <w:sz w:val="20"/>
-          <w:szCs w:val="20"/>
-        </w:rPr>
-        <w:t>The signal quality in terms of SCI w</w:t>
-      </w:r>
-      <w:r>
-        <w:rPr>
-          <w:rFonts w:ascii="Times New Roman" w:hAnsi="Times New Roman" w:cs="Times New Roman"/>
-          <w:sz w:val="20"/>
-          <w:szCs w:val="20"/>
-          <w:lang w:val="en-US"/>
-        </w:rPr>
-        <w:t xml:space="preserve">as generally </w:t>
-      </w:r>
-      <w:r>
-        <w:rPr>
-          <w:rFonts w:ascii="Times New Roman" w:hAnsi="Times New Roman" w:cs="Times New Roman"/>
-          <w:sz w:val="20"/>
-          <w:szCs w:val="20"/>
-          <w:highlight w:val="yellow"/>
-          <w:lang w:val="en-US"/>
-        </w:rPr>
-        <w:t>high (    )</w:t>
-      </w:r>
-      <w:r>
-        <w:rPr>
-          <w:rFonts w:ascii="Times New Roman" w:hAnsi="Times New Roman" w:cs="Times New Roman"/>
-          <w:sz w:val="20"/>
-          <w:szCs w:val="20"/>
-          <w:lang w:val="en-US"/>
-        </w:rPr>
-        <w:t xml:space="preserve"> during the experiment, reflecting a good optode coupling to the scalp. The average peak spectral power was above the customary threshold for a good signal </w:t>
-      </w:r>
-      <w:r>
-        <w:rPr>
-          <w:rFonts w:ascii="Times New Roman" w:hAnsi="Times New Roman" w:cs="Times New Roman"/>
-          <w:sz w:val="20"/>
-          <w:szCs w:val="20"/>
-          <w:highlight w:val="yellow"/>
-          <w:lang w:val="en-US"/>
-        </w:rPr>
-        <w:t>0.1.</w:t>
-      </w:r>
-      <w:r>
-        <w:rPr>
-          <w:rFonts w:ascii="Times New Roman" w:hAnsi="Times New Roman" w:cs="Times New Roman"/>
-          <w:sz w:val="20"/>
-          <w:szCs w:val="20"/>
-          <w:lang w:val="en-US"/>
-        </w:rPr>
-        <w:t xml:space="preserve"> (Pollonini et al., 2016).</w:t>
-      </w:r>
-      <w:r>
-        <w:rPr>
-          <w:rFonts w:ascii="Times New Roman" w:hAnsi="Times New Roman" w:cs="Times New Roman"/>
-          <w:sz w:val="20"/>
-          <w:szCs w:val="20"/>
-          <w:lang w:val="en-US"/>
-        </w:rPr>
-        <w:t xml:space="preserve"> </w:t>
-      </w:r>
-      <w:r>
-        <w:rPr>
-          <w:rFonts w:ascii="Times New Roman" w:hAnsi="Times New Roman" w:cs="Times New Roman"/>
-          <w:sz w:val="20"/>
-          <w:szCs w:val="20"/>
-          <w:highlight w:val="yellow"/>
-          <w:lang w:val="en-US" w:eastAsia="de-DE"/>
-        </w:rPr>
-        <w:t>Channel quality was eva</w:t>
-      </w:r>
-      <w:r>
-        <w:rPr>
-          <w:rFonts w:ascii="Times New Roman" w:hAnsi="Times New Roman" w:cs="Times New Roman"/>
-          <w:sz w:val="20"/>
-          <w:szCs w:val="20"/>
-          <w:highlight w:val="yellow"/>
-          <w:lang w:val="en-US" w:eastAsia="de-DE"/>
-        </w:rPr>
-        <w:t>luated for each participant via scalp coupling index (SCI) (ref). Channels with SCI &lt; 0.8 were marked as bad and excluded from statistical analysis.</w:t>
-      </w:r>
-    </w:p>
-    <w:p>
-      <w:pPr>
-        <w:rPr>
-          <w:rFonts w:ascii="Times New Roman" w:eastAsia="Times New Roman" w:hAnsi="Times New Roman" w:cs="Times New Roman"/>
-          <w:b/>
-          <w:kern w:val="0"/>
-          <w:sz w:val="20"/>
-          <w:szCs w:val="20"/>
-          <w:lang w:val="en-US" w:eastAsia="de-DE"/>
-          <w14:ligatures w14:val="none"/>
-        </w:rPr>
-      </w:pPr>
-    </w:p>
-    <w:p>
-      <w:pPr>
         <w:pStyle w:val="Els-1storder-head"/>
       </w:pPr>
       <w:r>
@@ -1731,7 +1612,7 @@
           <w:iCs/>
           <w:sz w:val="20"/>
           <w:szCs w:val="20"/>
-          <w:lang w:val="en-US" w:eastAsia="de-DE"/>
+          <w:lang w:eastAsia="de-DE"/>
         </w:rPr>
       </w:pPr>
       <w:r>
@@ -1741,7 +1622,7 @@
           <w:iCs/>
           <w:sz w:val="20"/>
           <w:szCs w:val="20"/>
-          <w:lang w:val="en-US" w:eastAsia="de-DE"/>
+          <w:lang w:eastAsia="de-DE"/>
         </w:rPr>
         <w:t>3.1 Data, software and analysis notebooks</w:t>
       </w:r>
@@ -1754,26 +1635,26 @@
           <w:iCs/>
           <w:sz w:val="20"/>
           <w:szCs w:val="20"/>
-          <w:lang w:val="en-US" w:eastAsia="de-DE"/>
-        </w:rPr>
-      </w:pPr>
-    </w:p>
-    <w:p>
-      <w:pPr>
-        <w:jc w:val="both"/>
-        <w:rPr>
-          <w:rFonts w:ascii="Times New Roman" w:hAnsi="Times New Roman" w:cs="Times New Roman"/>
-          <w:sz w:val="20"/>
-          <w:szCs w:val="20"/>
-          <w:lang w:val="en-US" w:eastAsia="de-DE"/>
-        </w:rPr>
-      </w:pPr>
-      <w:r>
-        <w:rPr>
-          <w:rFonts w:ascii="Times New Roman" w:hAnsi="Times New Roman" w:cs="Times New Roman"/>
-          <w:sz w:val="20"/>
-          <w:szCs w:val="20"/>
-          <w:lang w:val="en-US" w:eastAsia="de-DE"/>
+          <w:lang w:eastAsia="de-DE"/>
+        </w:rPr>
+      </w:pPr>
+    </w:p>
+    <w:p>
+      <w:pPr>
+        <w:jc w:val="both"/>
+        <w:rPr>
+          <w:rFonts w:ascii="Times New Roman" w:hAnsi="Times New Roman" w:cs="Times New Roman"/>
+          <w:sz w:val="20"/>
+          <w:szCs w:val="20"/>
+          <w:lang w:eastAsia="de-DE"/>
+        </w:rPr>
+      </w:pPr>
+      <w:r>
+        <w:rPr>
+          <w:rFonts w:ascii="Times New Roman" w:hAnsi="Times New Roman" w:cs="Times New Roman"/>
+          <w:sz w:val="20"/>
+          <w:szCs w:val="20"/>
+          <w:lang w:eastAsia="de-DE"/>
         </w:rPr>
         <w:t>All data and code used to produce the results in this article are available at the project’s Github repository (</w:t>
       </w:r>
@@ -1784,7 +1665,7 @@
             <w:rFonts w:ascii="Times New Roman" w:hAnsi="Times New Roman" w:cs="Times New Roman"/>
             <w:sz w:val="20"/>
             <w:szCs w:val="20"/>
-            <w:lang w:val="en-US" w:eastAsia="de-DE"/>
+            <w:lang w:eastAsia="de-DE"/>
           </w:rPr>
           <w:t>https://github.com/JuliaAA-lab/Perceptual-fnirs</w:t>
         </w:r>
@@ -1794,7 +1675,7 @@
           <w:rFonts w:ascii="Times New Roman" w:hAnsi="Times New Roman" w:cs="Times New Roman"/>
           <w:sz w:val="20"/>
           <w:szCs w:val="20"/>
-          <w:lang w:val="en-US" w:eastAsia="de-DE"/>
+          <w:lang w:eastAsia="de-DE"/>
         </w:rPr>
         <w:t>) in a series of Jupyter notebooks that can be run interactively. All data preparation and analysis was performed in Python (v3.14.5) using MNE (v1.12.1) (ref), MNE-BIDS (v</w:t>
       </w:r>
@@ -1803,7 +1684,7 @@
           <w:rFonts w:ascii="Times New Roman" w:hAnsi="Times New Roman" w:cs="Times New Roman"/>
           <w:sz w:val="20"/>
           <w:szCs w:val="20"/>
-          <w:lang w:val="en-US" w:eastAsia="de-DE"/>
+          <w:lang w:eastAsia="de-DE"/>
         </w:rPr>
         <w:t>0.18.0</w:t>
       </w:r>
@@ -1812,7 +1693,7 @@
           <w:rFonts w:ascii="Times New Roman" w:hAnsi="Times New Roman" w:cs="Times New Roman"/>
           <w:sz w:val="20"/>
           <w:szCs w:val="20"/>
-          <w:lang w:val="en-US" w:eastAsia="de-DE"/>
+          <w:lang w:eastAsia="de-DE"/>
         </w:rPr>
         <w:t>) and MNE-NIRS (forked version from v0.15.2; see Github repository for details).</w:t>
       </w:r>
@@ -1824,26 +1705,26 @@
           <w:rFonts w:ascii="Times New Roman" w:hAnsi="Times New Roman" w:cs="Times New Roman"/>
           <w:sz w:val="20"/>
           <w:szCs w:val="20"/>
-          <w:lang w:val="en-US" w:eastAsia="de-DE"/>
-        </w:rPr>
-      </w:pPr>
-    </w:p>
-    <w:p>
-      <w:pPr>
-        <w:jc w:val="both"/>
-        <w:rPr>
-          <w:rFonts w:ascii="Times New Roman" w:hAnsi="Times New Roman" w:cs="Times New Roman"/>
-          <w:sz w:val="20"/>
-          <w:szCs w:val="20"/>
-          <w:lang w:val="en-US" w:eastAsia="de-DE"/>
-        </w:rPr>
-      </w:pPr>
-      <w:r>
-        <w:rPr>
-          <w:rFonts w:ascii="Times New Roman" w:hAnsi="Times New Roman" w:cs="Times New Roman"/>
-          <w:sz w:val="20"/>
-          <w:szCs w:val="20"/>
-          <w:lang w:val="en-US" w:eastAsia="de-DE"/>
+          <w:lang w:eastAsia="de-DE"/>
+        </w:rPr>
+      </w:pPr>
+    </w:p>
+    <w:p>
+      <w:pPr>
+        <w:jc w:val="both"/>
+        <w:rPr>
+          <w:rFonts w:ascii="Times New Roman" w:hAnsi="Times New Roman" w:cs="Times New Roman"/>
+          <w:sz w:val="20"/>
+          <w:szCs w:val="20"/>
+          <w:lang w:eastAsia="de-DE"/>
+        </w:rPr>
+      </w:pPr>
+      <w:r>
+        <w:rPr>
+          <w:rFonts w:ascii="Times New Roman" w:hAnsi="Times New Roman" w:cs="Times New Roman"/>
+          <w:sz w:val="20"/>
+          <w:szCs w:val="20"/>
+          <w:lang w:eastAsia="de-DE"/>
         </w:rPr>
         <w:t xml:space="preserve">The dataset is available at OpenNeuro (ref) (link) in BIDS (ref) format. The BIDS dataset was prepared using MNE-NIRS </w:t>
       </w:r>
@@ -1854,7 +1735,7 @@
           <w:iCs/>
           <w:sz w:val="20"/>
           <w:szCs w:val="20"/>
-          <w:lang w:val="en-US" w:eastAsia="de-DE"/>
+          <w:lang w:eastAsia="de-DE"/>
         </w:rPr>
         <w:t>write_raw_bids</w:t>
       </w:r>
@@ -1863,7 +1744,7 @@
           <w:rFonts w:ascii="Times New Roman" w:hAnsi="Times New Roman" w:cs="Times New Roman"/>
           <w:sz w:val="20"/>
           <w:szCs w:val="20"/>
-          <w:lang w:val="en-US" w:eastAsia="de-DE"/>
+          <w:lang w:eastAsia="de-DE"/>
         </w:rPr>
         <w:t>.</w:t>
       </w:r>
@@ -1876,7 +1757,7 @@
           <w:iCs/>
           <w:sz w:val="20"/>
           <w:szCs w:val="20"/>
-          <w:lang w:val="en-US" w:eastAsia="de-DE"/>
+          <w:lang w:eastAsia="de-DE"/>
         </w:rPr>
       </w:pPr>
     </w:p>
@@ -1888,7 +1769,7 @@
           <w:iCs/>
           <w:sz w:val="20"/>
           <w:szCs w:val="20"/>
-          <w:lang w:val="en-US" w:eastAsia="de-DE"/>
+          <w:lang w:eastAsia="de-DE"/>
         </w:rPr>
       </w:pPr>
       <w:r>
@@ -1898,7 +1779,7 @@
           <w:iCs/>
           <w:sz w:val="20"/>
           <w:szCs w:val="20"/>
-          <w:lang w:val="en-US" w:eastAsia="de-DE"/>
+          <w:lang w:eastAsia="de-DE"/>
         </w:rPr>
         <w:t>3.2</w:t>
       </w:r>
@@ -1909,7 +1790,7 @@
           <w:iCs/>
           <w:sz w:val="20"/>
           <w:szCs w:val="20"/>
-          <w:lang w:val="en-US" w:eastAsia="de-DE"/>
+          <w:lang w:eastAsia="de-DE"/>
         </w:rPr>
         <w:t xml:space="preserve"> Trigger alignment</w:t>
       </w:r>
@@ -1920,26 +1801,26 @@
           <w:rFonts w:ascii="Times New Roman" w:hAnsi="Times New Roman" w:cs="Times New Roman"/>
           <w:sz w:val="20"/>
           <w:szCs w:val="20"/>
-          <w:lang w:val="en-US" w:eastAsia="de-DE"/>
-        </w:rPr>
-      </w:pPr>
-    </w:p>
-    <w:p>
-      <w:pPr>
-        <w:jc w:val="both"/>
-        <w:rPr>
-          <w:rFonts w:ascii="Times New Roman" w:hAnsi="Times New Roman" w:cs="Times New Roman"/>
-          <w:sz w:val="20"/>
-          <w:szCs w:val="20"/>
-          <w:lang w:val="en-US" w:eastAsia="de-DE"/>
-        </w:rPr>
-      </w:pPr>
-      <w:r>
-        <w:rPr>
-          <w:rFonts w:ascii="Times New Roman" w:hAnsi="Times New Roman" w:cs="Times New Roman"/>
-          <w:sz w:val="20"/>
-          <w:szCs w:val="20"/>
-          <w:lang w:val="en-US" w:eastAsia="de-DE"/>
+          <w:lang w:eastAsia="de-DE"/>
+        </w:rPr>
+      </w:pPr>
+    </w:p>
+    <w:p>
+      <w:pPr>
+        <w:jc w:val="both"/>
+        <w:rPr>
+          <w:rFonts w:ascii="Times New Roman" w:hAnsi="Times New Roman" w:cs="Times New Roman"/>
+          <w:sz w:val="20"/>
+          <w:szCs w:val="20"/>
+          <w:lang w:eastAsia="de-DE"/>
+        </w:rPr>
+      </w:pPr>
+      <w:r>
+        <w:rPr>
+          <w:rFonts w:ascii="Times New Roman" w:hAnsi="Times New Roman" w:cs="Times New Roman"/>
+          <w:sz w:val="20"/>
+          <w:szCs w:val="20"/>
+          <w:lang w:eastAsia="de-DE"/>
         </w:rPr>
         <w:t xml:space="preserve">Due to technical issues with lab streaming layer event triggers, triggers had to be reinserted from PsychoPy timestamps and aligned to fNIRS data. Because of a time offset between presentation and host PC, triggers were aligned based on fNIRS cap accelerometer data, where visible behavioral changes during pauses in the experimental protocol were used to create an initial alignment. Then, the alignment was refined based on acceleration magnitude and derivative (jerk) in order to minimize alignment offsets. </w:t>
       </w:r>
@@ -1951,26 +1832,26 @@
           <w:rFonts w:ascii="Times New Roman" w:hAnsi="Times New Roman" w:cs="Times New Roman"/>
           <w:sz w:val="20"/>
           <w:szCs w:val="20"/>
-          <w:lang w:val="en-US" w:eastAsia="de-DE"/>
-        </w:rPr>
-      </w:pPr>
-    </w:p>
-    <w:p>
-      <w:pPr>
-        <w:jc w:val="both"/>
-        <w:rPr>
-          <w:rFonts w:ascii="Times New Roman" w:hAnsi="Times New Roman" w:cs="Times New Roman"/>
-          <w:sz w:val="20"/>
-          <w:szCs w:val="20"/>
-          <w:lang w:val="en-US" w:eastAsia="de-DE"/>
-        </w:rPr>
-      </w:pPr>
-      <w:r>
-        <w:rPr>
-          <w:rFonts w:ascii="Times New Roman" w:hAnsi="Times New Roman" w:cs="Times New Roman"/>
-          <w:sz w:val="20"/>
-          <w:szCs w:val="20"/>
-          <w:lang w:val="en-US" w:eastAsia="de-DE"/>
+          <w:lang w:eastAsia="de-DE"/>
+        </w:rPr>
+      </w:pPr>
+    </w:p>
+    <w:p>
+      <w:pPr>
+        <w:jc w:val="both"/>
+        <w:rPr>
+          <w:rFonts w:ascii="Times New Roman" w:hAnsi="Times New Roman" w:cs="Times New Roman"/>
+          <w:sz w:val="20"/>
+          <w:szCs w:val="20"/>
+          <w:lang w:eastAsia="de-DE"/>
+        </w:rPr>
+      </w:pPr>
+      <w:r>
+        <w:rPr>
+          <w:rFonts w:ascii="Times New Roman" w:hAnsi="Times New Roman" w:cs="Times New Roman"/>
+          <w:sz w:val="20"/>
+          <w:szCs w:val="20"/>
+          <w:lang w:eastAsia="de-DE"/>
         </w:rPr>
         <w:t xml:space="preserve">The alignment was evaluated by assessing whether individual and group block averages across all prefrontal optodes corresponded to an expected hemodynamic response function (HRF) shape; full details can be found in the </w:t>
       </w:r>
@@ -1979,7 +1860,7 @@
           <w:rFonts w:ascii="Times New Roman" w:hAnsi="Times New Roman" w:cs="Times New Roman"/>
           <w:sz w:val="20"/>
           <w:szCs w:val="20"/>
-          <w:lang w:val="en-US" w:eastAsia="de-DE"/>
+          <w:lang w:eastAsia="de-DE"/>
         </w:rPr>
         <w:t>alignment</w:t>
       </w:r>
@@ -1988,7 +1869,7 @@
           <w:rFonts w:ascii="Times New Roman" w:hAnsi="Times New Roman" w:cs="Times New Roman"/>
           <w:sz w:val="20"/>
           <w:szCs w:val="20"/>
-          <w:lang w:val="en-US" w:eastAsia="de-DE"/>
+          <w:lang w:eastAsia="de-DE"/>
         </w:rPr>
         <w:t xml:space="preserve"> notebook</w:t>
       </w:r>
@@ -1997,7 +1878,7 @@
           <w:rFonts w:ascii="Times New Roman" w:hAnsi="Times New Roman" w:cs="Times New Roman"/>
           <w:sz w:val="20"/>
           <w:szCs w:val="20"/>
-          <w:lang w:val="en-US" w:eastAsia="de-DE"/>
+          <w:lang w:eastAsia="de-DE"/>
         </w:rPr>
         <w:t>s</w:t>
       </w:r>
@@ -2006,7 +1887,7 @@
           <w:rFonts w:ascii="Times New Roman" w:hAnsi="Times New Roman" w:cs="Times New Roman"/>
           <w:sz w:val="20"/>
           <w:szCs w:val="20"/>
-          <w:lang w:val="en-US" w:eastAsia="de-DE"/>
+          <w:lang w:eastAsia="de-DE"/>
         </w:rPr>
         <w:t xml:space="preserve">. </w:t>
       </w:r>
@@ -2016,7 +1897,7 @@
           <w:sz w:val="20"/>
           <w:szCs w:val="20"/>
           <w:highlight w:val="yellow"/>
-          <w:lang w:val="en-US" w:eastAsia="de-DE"/>
+          <w:lang w:eastAsia="de-DE"/>
         </w:rPr>
         <w:t xml:space="preserve">The final alignment was determined to have some </w:t>
       </w:r>
@@ -2027,7 +1908,7 @@
           <w:sz w:val="20"/>
           <w:szCs w:val="20"/>
           <w:highlight w:val="yellow"/>
-          <w:lang w:val="en-US" w:eastAsia="de-DE"/>
+          <w:lang w:eastAsia="de-DE"/>
         </w:rPr>
         <w:t>uncertainty between participants</w:t>
       </w:r>
@@ -2039,7 +1920,7 @@
           <w:sz w:val="20"/>
           <w:szCs w:val="20"/>
           <w:highlight w:val="yellow"/>
-          <w:lang w:val="en-US" w:eastAsia="de-DE"/>
+          <w:lang w:eastAsia="de-DE"/>
         </w:rPr>
         <w:commentReference w:id="2"/>
       </w:r>
@@ -2049,7 +1930,7 @@
           <w:sz w:val="20"/>
           <w:szCs w:val="20"/>
           <w:highlight w:val="yellow"/>
-          <w:lang w:val="en-US" w:eastAsia="de-DE"/>
+          <w:lang w:eastAsia="de-DE"/>
         </w:rPr>
         <w:t>, but on group level corresponding to an expected HRF.</w:t>
       </w:r>
@@ -2060,7 +1941,7 @@
           <w:rFonts w:ascii="Times New Roman" w:hAnsi="Times New Roman" w:cs="Times New Roman"/>
           <w:sz w:val="20"/>
           <w:szCs w:val="20"/>
-          <w:lang w:val="en-US" w:eastAsia="de-DE"/>
+          <w:lang w:eastAsia="de-DE"/>
         </w:rPr>
       </w:pPr>
     </w:p>
@@ -2072,7 +1953,7 @@
           <w:iCs/>
           <w:sz w:val="20"/>
           <w:szCs w:val="20"/>
-          <w:lang w:val="en-US" w:eastAsia="de-DE"/>
+          <w:lang w:eastAsia="de-DE"/>
         </w:rPr>
       </w:pPr>
       <w:r>
@@ -2082,7 +1963,7 @@
           <w:iCs/>
           <w:sz w:val="20"/>
           <w:szCs w:val="20"/>
-          <w:lang w:val="en-US" w:eastAsia="de-DE"/>
+          <w:lang w:eastAsia="de-DE"/>
         </w:rPr>
         <w:t>3.2</w:t>
       </w:r>
@@ -2093,7 +1974,7 @@
           <w:iCs/>
           <w:sz w:val="20"/>
           <w:szCs w:val="20"/>
-          <w:lang w:val="en-US" w:eastAsia="de-DE"/>
+          <w:lang w:eastAsia="de-DE"/>
         </w:rPr>
         <w:t xml:space="preserve"> </w:t>
       </w:r>
@@ -2104,7 +1985,7 @@
           <w:iCs/>
           <w:sz w:val="20"/>
           <w:szCs w:val="20"/>
-          <w:lang w:val="en-US" w:eastAsia="de-DE"/>
+          <w:lang w:eastAsia="de-DE"/>
         </w:rPr>
         <w:t>fNIRS analysis</w:t>
       </w:r>
@@ -2118,28 +1999,27 @@
           <w:iCs/>
           <w:sz w:val="20"/>
           <w:szCs w:val="20"/>
-          <w:lang w:val="en-US" w:eastAsia="de-DE"/>
-        </w:rPr>
-      </w:pPr>
-    </w:p>
-    <w:p>
-      <w:pPr>
-        <w:jc w:val="both"/>
-        <w:rPr>
-          <w:rFonts w:ascii="Times New Roman" w:hAnsi="Times New Roman" w:cs="Times New Roman"/>
-          <w:sz w:val="20"/>
-          <w:szCs w:val="20"/>
-          <w:lang w:val="en-US" w:eastAsia="de-DE"/>
-        </w:rPr>
-      </w:pPr>
-      <w:r>
-        <w:rPr>
-          <w:rFonts w:ascii="Times New Roman" w:hAnsi="Times New Roman" w:cs="Times New Roman"/>
-          <w:sz w:val="20"/>
-          <w:szCs w:val="20"/>
-          <w:lang w:val="en-US" w:eastAsia="de-DE"/>
-        </w:rPr>
-        <w:lastRenderedPageBreak/>
+          <w:lang w:eastAsia="de-DE"/>
+        </w:rPr>
+      </w:pPr>
+    </w:p>
+    <w:p>
+      <w:pPr>
+        <w:jc w:val="both"/>
+        <w:rPr>
+          <w:rFonts w:ascii="Times New Roman" w:hAnsi="Times New Roman" w:cs="Times New Roman"/>
+          <w:sz w:val="20"/>
+          <w:szCs w:val="20"/>
+          <w:lang w:eastAsia="de-DE"/>
+        </w:rPr>
+      </w:pPr>
+      <w:r>
+        <w:rPr>
+          <w:rFonts w:ascii="Times New Roman" w:hAnsi="Times New Roman" w:cs="Times New Roman"/>
+          <w:sz w:val="20"/>
+          <w:szCs w:val="20"/>
+          <w:lang w:eastAsia="de-DE"/>
+        </w:rPr>
         <w:t>Analysis of fNIRS data followed a general linear model (GLM) approach, utilizing short channel regressors, autoregressive noise model, cosine drift regressors and a nuisance regressor for the two-minute break in the experimental protocol.</w:t>
       </w:r>
     </w:p>
@@ -2150,26 +2030,26 @@
           <w:rFonts w:ascii="Times New Roman" w:hAnsi="Times New Roman" w:cs="Times New Roman"/>
           <w:sz w:val="20"/>
           <w:szCs w:val="20"/>
-          <w:lang w:val="en-US" w:eastAsia="de-DE"/>
-        </w:rPr>
-      </w:pPr>
-    </w:p>
-    <w:p>
-      <w:pPr>
-        <w:jc w:val="both"/>
-        <w:rPr>
-          <w:rFonts w:ascii="Times New Roman" w:hAnsi="Times New Roman" w:cs="Times New Roman"/>
-          <w:sz w:val="20"/>
-          <w:szCs w:val="20"/>
-          <w:lang w:val="en-US" w:eastAsia="de-DE"/>
-        </w:rPr>
-      </w:pPr>
-      <w:r>
-        <w:rPr>
-          <w:rFonts w:ascii="Times New Roman" w:hAnsi="Times New Roman" w:cs="Times New Roman"/>
-          <w:sz w:val="20"/>
-          <w:szCs w:val="20"/>
-          <w:lang w:val="en-US" w:eastAsia="de-DE"/>
+          <w:lang w:eastAsia="de-DE"/>
+        </w:rPr>
+      </w:pPr>
+    </w:p>
+    <w:p>
+      <w:pPr>
+        <w:jc w:val="both"/>
+        <w:rPr>
+          <w:rFonts w:ascii="Times New Roman" w:hAnsi="Times New Roman" w:cs="Times New Roman"/>
+          <w:sz w:val="20"/>
+          <w:szCs w:val="20"/>
+          <w:lang w:eastAsia="de-DE"/>
+        </w:rPr>
+      </w:pPr>
+      <w:r>
+        <w:rPr>
+          <w:rFonts w:ascii="Times New Roman" w:hAnsi="Times New Roman" w:cs="Times New Roman"/>
+          <w:sz w:val="20"/>
+          <w:szCs w:val="20"/>
+          <w:lang w:eastAsia="de-DE"/>
         </w:rPr>
         <w:t>First, raw data was converted into optical density and then into changes of oxygenated (HbO) and deoxygenated hemoglobin (HbR) using the modified Beer-Lambert law (ref) with the partial path-length factor (PPF) set to a default value of 0.1.</w:t>
       </w:r>
@@ -2181,26 +2061,26 @@
           <w:rFonts w:ascii="Times New Roman" w:hAnsi="Times New Roman" w:cs="Times New Roman"/>
           <w:sz w:val="20"/>
           <w:szCs w:val="20"/>
-          <w:lang w:val="en-US" w:eastAsia="de-DE"/>
-        </w:rPr>
-      </w:pPr>
-    </w:p>
-    <w:p>
-      <w:pPr>
-        <w:jc w:val="both"/>
-        <w:rPr>
-          <w:rFonts w:ascii="Times New Roman" w:hAnsi="Times New Roman" w:cs="Times New Roman"/>
-          <w:sz w:val="20"/>
-          <w:szCs w:val="20"/>
-          <w:lang w:val="en-US" w:eastAsia="de-DE"/>
-        </w:rPr>
-      </w:pPr>
-      <w:r>
-        <w:rPr>
-          <w:rFonts w:ascii="Times New Roman" w:hAnsi="Times New Roman" w:cs="Times New Roman"/>
-          <w:sz w:val="20"/>
-          <w:szCs w:val="20"/>
-          <w:lang w:val="en-US" w:eastAsia="de-DE"/>
+          <w:lang w:eastAsia="de-DE"/>
+        </w:rPr>
+      </w:pPr>
+    </w:p>
+    <w:p>
+      <w:pPr>
+        <w:jc w:val="both"/>
+        <w:rPr>
+          <w:rFonts w:ascii="Times New Roman" w:hAnsi="Times New Roman" w:cs="Times New Roman"/>
+          <w:sz w:val="20"/>
+          <w:szCs w:val="20"/>
+          <w:lang w:eastAsia="de-DE"/>
+        </w:rPr>
+      </w:pPr>
+      <w:r>
+        <w:rPr>
+          <w:rFonts w:ascii="Times New Roman" w:hAnsi="Times New Roman" w:cs="Times New Roman"/>
+          <w:sz w:val="20"/>
+          <w:szCs w:val="20"/>
+          <w:lang w:eastAsia="de-DE"/>
         </w:rPr>
         <w:t>Subject-level design matrices for GLM analysis included experimental condition HRF regressors (Glover) and a boxcar regressor for the protocol pause. Cosine drift regressors were added, with cutoff frequency 0.0295 Hz based on the longest inter-stimulus interval period. Short separation regressors were added as the mean of all short separation channels. Finally, accelerometer and gyroscope regressors were added via TCCA (ref). Variance inflation factors (VIFs) (ref) were calculated to characterize collinearity of regressors. Subject-level GLM estimates were saved for further statistical analysis.</w:t>
       </w:r>
@@ -2212,9 +2092,73 @@
           <w:rFonts w:ascii="Times New Roman" w:hAnsi="Times New Roman" w:cs="Times New Roman"/>
           <w:sz w:val="20"/>
           <w:szCs w:val="20"/>
-          <w:lang w:val="en-US" w:eastAsia="de-DE"/>
-        </w:rPr>
-      </w:pPr>
+        </w:rPr>
+      </w:pPr>
+    </w:p>
+    <w:p>
+      <w:pPr>
+        <w:jc w:val="both"/>
+        <w:rPr>
+          <w:rFonts w:ascii="Times New Roman" w:hAnsi="Times New Roman" w:cs="Times New Roman"/>
+          <w:sz w:val="20"/>
+          <w:szCs w:val="20"/>
+          <w:lang w:eastAsia="de-DE"/>
+        </w:rPr>
+      </w:pPr>
+      <w:r>
+        <w:rPr>
+          <w:rFonts w:ascii="Times New Roman" w:hAnsi="Times New Roman" w:cs="Times New Roman"/>
+          <w:sz w:val="20"/>
+          <w:szCs w:val="20"/>
+          <w:lang w:eastAsia="de-DE"/>
+        </w:rPr>
+        <w:t>Channel quality was evaluated for each participant via scalp coupling index (SCI) (ref)</w:t>
+      </w:r>
+      <w:r>
+        <w:rPr>
+          <w:rFonts w:ascii="Times New Roman" w:hAnsi="Times New Roman" w:cs="Times New Roman"/>
+          <w:sz w:val="20"/>
+          <w:szCs w:val="20"/>
+          <w:lang w:eastAsia="de-DE"/>
+        </w:rPr>
+        <w:t xml:space="preserve"> over the entire length of the signal</w:t>
+      </w:r>
+      <w:r>
+        <w:rPr>
+          <w:rFonts w:ascii="Times New Roman" w:hAnsi="Times New Roman" w:cs="Times New Roman"/>
+          <w:sz w:val="20"/>
+          <w:szCs w:val="20"/>
+          <w:lang w:eastAsia="de-DE"/>
+        </w:rPr>
+        <w:t xml:space="preserve">. </w:t>
+      </w:r>
+      <w:r>
+        <w:rPr>
+          <w:rFonts w:ascii="Times New Roman" w:hAnsi="Times New Roman" w:cs="Times New Roman"/>
+          <w:sz w:val="20"/>
+          <w:szCs w:val="20"/>
+          <w:lang w:eastAsia="de-DE"/>
+        </w:rPr>
+        <w:t>Channels with SCI &lt; 0.8 were marked as bad and excluded from statistical analysis</w:t>
+      </w:r>
+      <w:r>
+        <w:rPr>
+          <w:rFonts w:ascii="Times New Roman" w:hAnsi="Times New Roman" w:cs="Times New Roman"/>
+          <w:sz w:val="20"/>
+          <w:szCs w:val="20"/>
+          <w:lang w:eastAsia="de-DE"/>
+        </w:rPr>
+        <w:t>. Channel quality was also</w:t>
+      </w:r>
+      <w:r>
+        <w:rPr>
+          <w:rFonts w:ascii="Times New Roman" w:hAnsi="Times New Roman" w:cs="Times New Roman"/>
+          <w:sz w:val="20"/>
+          <w:szCs w:val="20"/>
+          <w:lang w:eastAsia="de-DE"/>
+        </w:rPr>
+        <w:t xml:space="preserve"> summarized across participants with median and interquartile range (IQR).</w:t>
+      </w:r>
     </w:p>
     <w:p>
       <w:pPr>
@@ -2224,7 +2168,7 @@
           <w:iCs/>
           <w:sz w:val="20"/>
           <w:szCs w:val="20"/>
-          <w:lang w:val="en-US" w:eastAsia="de-DE"/>
+          <w:lang w:eastAsia="de-DE"/>
         </w:rPr>
       </w:pPr>
     </w:p>
@@ -2236,7 +2180,7 @@
           <w:iCs/>
           <w:sz w:val="20"/>
           <w:szCs w:val="20"/>
-          <w:lang w:val="en-US" w:eastAsia="de-DE"/>
+          <w:lang w:eastAsia="de-DE"/>
         </w:rPr>
       </w:pPr>
       <w:r>
@@ -2246,7 +2190,7 @@
           <w:iCs/>
           <w:sz w:val="20"/>
           <w:szCs w:val="20"/>
-          <w:lang w:val="en-US" w:eastAsia="de-DE"/>
+          <w:lang w:eastAsia="de-DE"/>
         </w:rPr>
         <w:t>3.3 Statistical analysis</w:t>
       </w:r>
@@ -2259,26 +2203,26 @@
           <w:iCs/>
           <w:sz w:val="20"/>
           <w:szCs w:val="20"/>
-          <w:lang w:val="en-US" w:eastAsia="de-DE"/>
-        </w:rPr>
-      </w:pPr>
-    </w:p>
-    <w:p>
-      <w:pPr>
-        <w:jc w:val="both"/>
-        <w:rPr>
-          <w:rFonts w:ascii="Times New Roman" w:hAnsi="Times New Roman" w:cs="Times New Roman"/>
-          <w:sz w:val="20"/>
-          <w:szCs w:val="20"/>
-          <w:lang w:val="en-US" w:eastAsia="de-DE"/>
-        </w:rPr>
-      </w:pPr>
-      <w:r>
-        <w:rPr>
-          <w:rFonts w:ascii="Times New Roman" w:hAnsi="Times New Roman" w:cs="Times New Roman"/>
-          <w:sz w:val="20"/>
-          <w:szCs w:val="20"/>
-          <w:lang w:val="en-US" w:eastAsia="de-DE"/>
+          <w:lang w:eastAsia="de-DE"/>
+        </w:rPr>
+      </w:pPr>
+    </w:p>
+    <w:p>
+      <w:pPr>
+        <w:jc w:val="both"/>
+        <w:rPr>
+          <w:rFonts w:ascii="Times New Roman" w:hAnsi="Times New Roman" w:cs="Times New Roman"/>
+          <w:sz w:val="20"/>
+          <w:szCs w:val="20"/>
+          <w:lang w:eastAsia="de-DE"/>
+        </w:rPr>
+      </w:pPr>
+      <w:r>
+        <w:rPr>
+          <w:rFonts w:ascii="Times New Roman" w:hAnsi="Times New Roman" w:cs="Times New Roman"/>
+          <w:sz w:val="20"/>
+          <w:szCs w:val="20"/>
+          <w:lang w:eastAsia="de-DE"/>
         </w:rPr>
         <w:t xml:space="preserve">Group level analysis estimated condition affects against baseline, as well as condition contrasts and interaction effects. Subject level GLM condition estimates (theta) were entered into a linear mixed-effects model using the </w:t>
       </w:r>
@@ -2289,7 +2233,7 @@
           <w:iCs/>
           <w:sz w:val="20"/>
           <w:szCs w:val="20"/>
-          <w:lang w:val="en-US" w:eastAsia="de-DE"/>
+          <w:lang w:eastAsia="de-DE"/>
         </w:rPr>
         <w:t>statsmodels</w:t>
       </w:r>
@@ -2298,7 +2242,7 @@
           <w:rFonts w:ascii="Times New Roman" w:hAnsi="Times New Roman" w:cs="Times New Roman"/>
           <w:sz w:val="20"/>
           <w:szCs w:val="20"/>
-          <w:lang w:val="en-US" w:eastAsia="de-DE"/>
+          <w:lang w:eastAsia="de-DE"/>
         </w:rPr>
         <w:t xml:space="preserve"> (v0.14.6) (ref) package.</w:t>
       </w:r>
@@ -2309,26 +2253,26 @@
           <w:rFonts w:ascii="Times New Roman" w:hAnsi="Times New Roman" w:cs="Times New Roman"/>
           <w:sz w:val="20"/>
           <w:szCs w:val="20"/>
-          <w:lang w:val="en-US" w:eastAsia="de-DE"/>
-        </w:rPr>
-      </w:pPr>
-    </w:p>
-    <w:p>
-      <w:pPr>
-        <w:jc w:val="both"/>
-        <w:rPr>
-          <w:rFonts w:ascii="Times New Roman" w:hAnsi="Times New Roman" w:cs="Times New Roman"/>
-          <w:sz w:val="20"/>
-          <w:szCs w:val="20"/>
-          <w:lang w:val="en-US" w:eastAsia="de-DE"/>
-        </w:rPr>
-      </w:pPr>
-      <w:r>
-        <w:rPr>
-          <w:rFonts w:ascii="Times New Roman" w:hAnsi="Times New Roman" w:cs="Times New Roman"/>
-          <w:sz w:val="20"/>
-          <w:szCs w:val="20"/>
-          <w:lang w:val="en-US" w:eastAsia="de-DE"/>
+          <w:lang w:eastAsia="de-DE"/>
+        </w:rPr>
+      </w:pPr>
+    </w:p>
+    <w:p>
+      <w:pPr>
+        <w:jc w:val="both"/>
+        <w:rPr>
+          <w:rFonts w:ascii="Times New Roman" w:hAnsi="Times New Roman" w:cs="Times New Roman"/>
+          <w:sz w:val="20"/>
+          <w:szCs w:val="20"/>
+          <w:lang w:eastAsia="de-DE"/>
+        </w:rPr>
+      </w:pPr>
+      <w:r>
+        <w:rPr>
+          <w:rFonts w:ascii="Times New Roman" w:hAnsi="Times New Roman" w:cs="Times New Roman"/>
+          <w:sz w:val="20"/>
+          <w:szCs w:val="20"/>
+          <w:lang w:eastAsia="de-DE"/>
         </w:rPr>
         <w:t>For estimating condition effects against baseline, the used model was specified as follows in Wilkinson notation, with subject as a random intercept t</w:t>
       </w:r>
@@ -2337,7 +2281,7 @@
           <w:rFonts w:ascii="Times New Roman" w:hAnsi="Times New Roman" w:cs="Times New Roman"/>
           <w:sz w:val="20"/>
           <w:szCs w:val="20"/>
-          <w:lang w:val="en-US" w:eastAsia="de-DE"/>
+          <w:lang w:eastAsia="de-DE"/>
         </w:rPr>
         <w:t>o account for between-subject variability</w:t>
       </w:r>
@@ -2346,7 +2290,7 @@
           <w:rFonts w:ascii="Times New Roman" w:hAnsi="Times New Roman" w:cs="Times New Roman"/>
           <w:sz w:val="20"/>
           <w:szCs w:val="20"/>
-          <w:lang w:val="en-US" w:eastAsia="de-DE"/>
+          <w:lang w:eastAsia="de-DE"/>
         </w:rPr>
         <w:t>:</w:t>
       </w:r>
@@ -2357,25 +2301,25 @@
           <w:rFonts w:ascii="Times New Roman" w:hAnsi="Times New Roman" w:cs="Times New Roman"/>
           <w:sz w:val="20"/>
           <w:szCs w:val="20"/>
-          <w:lang w:val="en-US" w:eastAsia="de-DE"/>
-        </w:rPr>
-      </w:pPr>
-    </w:p>
-    <w:p>
-      <w:pPr>
-        <w:rPr>
-          <w:rFonts w:ascii="Times New Roman" w:hAnsi="Times New Roman" w:cs="Times New Roman"/>
-          <w:sz w:val="20"/>
-          <w:szCs w:val="20"/>
-          <w:lang w:val="en-US" w:eastAsia="de-DE"/>
-        </w:rPr>
-      </w:pPr>
-      <w:r>
-        <w:rPr>
-          <w:rFonts w:ascii="Times New Roman" w:hAnsi="Times New Roman" w:cs="Times New Roman"/>
-          <w:sz w:val="20"/>
-          <w:szCs w:val="20"/>
-          <w:lang w:val="en-US" w:eastAsia="de-DE"/>
+          <w:lang w:eastAsia="de-DE"/>
+        </w:rPr>
+      </w:pPr>
+    </w:p>
+    <w:p>
+      <w:pPr>
+        <w:rPr>
+          <w:rFonts w:ascii="Times New Roman" w:hAnsi="Times New Roman" w:cs="Times New Roman"/>
+          <w:sz w:val="20"/>
+          <w:szCs w:val="20"/>
+          <w:lang w:eastAsia="de-DE"/>
+        </w:rPr>
+      </w:pPr>
+      <w:r>
+        <w:rPr>
+          <w:rFonts w:ascii="Times New Roman" w:hAnsi="Times New Roman" w:cs="Times New Roman"/>
+          <w:sz w:val="20"/>
+          <w:szCs w:val="20"/>
+          <w:lang w:eastAsia="de-DE"/>
         </w:rPr>
         <w:t>t</w:t>
       </w:r>
@@ -2384,7 +2328,7 @@
           <w:rFonts w:ascii="Times New Roman" w:hAnsi="Times New Roman" w:cs="Times New Roman"/>
           <w:sz w:val="20"/>
           <w:szCs w:val="20"/>
-          <w:lang w:val="en-US" w:eastAsia="de-DE"/>
+          <w:lang w:eastAsia="de-DE"/>
         </w:rPr>
         <w:t>heta ~ -1 + ch_name:Chroma:Condition</w:t>
       </w:r>
@@ -2393,7 +2337,7 @@
           <w:rFonts w:ascii="Times New Roman" w:hAnsi="Times New Roman" w:cs="Times New Roman"/>
           <w:sz w:val="20"/>
           <w:szCs w:val="20"/>
-          <w:lang w:val="en-US" w:eastAsia="de-DE"/>
+          <w:lang w:eastAsia="de-DE"/>
         </w:rPr>
         <w:t xml:space="preserve"> </w:t>
       </w:r>
@@ -2402,7 +2346,7 @@
           <w:rFonts w:ascii="Times New Roman" w:hAnsi="Times New Roman" w:cs="Times New Roman"/>
           <w:sz w:val="20"/>
           <w:szCs w:val="20"/>
-          <w:lang w:val="en-US" w:eastAsia="de-DE"/>
+          <w:lang w:eastAsia="de-DE"/>
         </w:rPr>
         <w:t>+ (1 | Subject)</w:t>
       </w:r>
@@ -2413,26 +2357,26 @@
           <w:rFonts w:ascii="Times New Roman" w:hAnsi="Times New Roman" w:cs="Times New Roman"/>
           <w:sz w:val="20"/>
           <w:szCs w:val="20"/>
-          <w:lang w:val="en-US" w:eastAsia="de-DE"/>
-        </w:rPr>
-      </w:pPr>
-    </w:p>
-    <w:p>
-      <w:pPr>
-        <w:jc w:val="both"/>
-        <w:rPr>
-          <w:rFonts w:ascii="Times New Roman" w:hAnsi="Times New Roman" w:cs="Times New Roman"/>
-          <w:sz w:val="20"/>
-          <w:szCs w:val="20"/>
-          <w:lang w:val="en-US" w:eastAsia="de-DE"/>
-        </w:rPr>
-      </w:pPr>
-      <w:r>
-        <w:rPr>
-          <w:rFonts w:ascii="Times New Roman" w:hAnsi="Times New Roman" w:cs="Times New Roman"/>
-          <w:sz w:val="20"/>
-          <w:szCs w:val="20"/>
-          <w:lang w:val="en-US" w:eastAsia="de-DE"/>
+          <w:lang w:eastAsia="de-DE"/>
+        </w:rPr>
+      </w:pPr>
+    </w:p>
+    <w:p>
+      <w:pPr>
+        <w:jc w:val="both"/>
+        <w:rPr>
+          <w:rFonts w:ascii="Times New Roman" w:hAnsi="Times New Roman" w:cs="Times New Roman"/>
+          <w:sz w:val="20"/>
+          <w:szCs w:val="20"/>
+          <w:lang w:eastAsia="de-DE"/>
+        </w:rPr>
+      </w:pPr>
+      <w:r>
+        <w:rPr>
+          <w:rFonts w:ascii="Times New Roman" w:hAnsi="Times New Roman" w:cs="Times New Roman"/>
+          <w:sz w:val="20"/>
+          <w:szCs w:val="20"/>
+          <w:lang w:eastAsia="de-DE"/>
         </w:rPr>
         <w:t>For condition contrasts and interactions, the model was specified as follows, where “Load” included both high perceptual load conditions, and “Memory” both high memory conditions:</w:t>
       </w:r>
@@ -2443,25 +2387,25 @@
           <w:rFonts w:ascii="Times New Roman" w:hAnsi="Times New Roman" w:cs="Times New Roman"/>
           <w:sz w:val="20"/>
           <w:szCs w:val="20"/>
-          <w:lang w:val="en-US" w:eastAsia="de-DE"/>
-        </w:rPr>
-      </w:pPr>
-    </w:p>
-    <w:p>
-      <w:pPr>
-        <w:rPr>
-          <w:rFonts w:ascii="Times New Roman" w:hAnsi="Times New Roman" w:cs="Times New Roman"/>
-          <w:sz w:val="20"/>
-          <w:szCs w:val="20"/>
-          <w:lang w:val="en-US" w:eastAsia="de-DE"/>
-        </w:rPr>
-      </w:pPr>
-      <w:r>
-        <w:rPr>
-          <w:rFonts w:ascii="Times New Roman" w:hAnsi="Times New Roman" w:cs="Times New Roman"/>
-          <w:sz w:val="20"/>
-          <w:szCs w:val="20"/>
-          <w:lang w:val="en-US" w:eastAsia="de-DE"/>
+          <w:lang w:eastAsia="de-DE"/>
+        </w:rPr>
+      </w:pPr>
+    </w:p>
+    <w:p>
+      <w:pPr>
+        <w:rPr>
+          <w:rFonts w:ascii="Times New Roman" w:hAnsi="Times New Roman" w:cs="Times New Roman"/>
+          <w:sz w:val="20"/>
+          <w:szCs w:val="20"/>
+          <w:lang w:eastAsia="de-DE"/>
+        </w:rPr>
+      </w:pPr>
+      <w:r>
+        <w:rPr>
+          <w:rFonts w:ascii="Times New Roman" w:hAnsi="Times New Roman" w:cs="Times New Roman"/>
+          <w:sz w:val="20"/>
+          <w:szCs w:val="20"/>
+          <w:lang w:eastAsia="de-DE"/>
         </w:rPr>
         <w:t>theta ~ Load * Memory</w:t>
       </w:r>
@@ -2470,7 +2414,7 @@
           <w:rFonts w:ascii="Times New Roman" w:hAnsi="Times New Roman" w:cs="Times New Roman"/>
           <w:sz w:val="20"/>
           <w:szCs w:val="20"/>
-          <w:lang w:val="en-US" w:eastAsia="de-DE"/>
+          <w:lang w:eastAsia="de-DE"/>
         </w:rPr>
         <w:t xml:space="preserve"> </w:t>
       </w:r>
@@ -2479,7 +2423,7 @@
           <w:rFonts w:ascii="Times New Roman" w:hAnsi="Times New Roman" w:cs="Times New Roman"/>
           <w:sz w:val="20"/>
           <w:szCs w:val="20"/>
-          <w:lang w:val="en-US" w:eastAsia="de-DE"/>
+          <w:lang w:eastAsia="de-DE"/>
         </w:rPr>
         <w:t>+ (1 | Subject)</w:t>
       </w:r>
@@ -2490,26 +2434,26 @@
           <w:rFonts w:ascii="Times New Roman" w:hAnsi="Times New Roman" w:cs="Times New Roman"/>
           <w:sz w:val="20"/>
           <w:szCs w:val="20"/>
-          <w:lang w:val="en-US" w:eastAsia="de-DE"/>
-        </w:rPr>
-      </w:pPr>
-    </w:p>
-    <w:p>
-      <w:pPr>
-        <w:jc w:val="both"/>
-        <w:rPr>
-          <w:rFonts w:ascii="Times New Roman" w:hAnsi="Times New Roman" w:cs="Times New Roman"/>
-          <w:sz w:val="20"/>
-          <w:szCs w:val="20"/>
-          <w:lang w:val="en-US" w:eastAsia="de-DE"/>
-        </w:rPr>
-      </w:pPr>
-      <w:r>
-        <w:rPr>
-          <w:rFonts w:ascii="Times New Roman" w:hAnsi="Times New Roman" w:cs="Times New Roman"/>
-          <w:sz w:val="20"/>
-          <w:szCs w:val="20"/>
-          <w:lang w:val="en-US" w:eastAsia="de-DE"/>
+          <w:lang w:eastAsia="de-DE"/>
+        </w:rPr>
+      </w:pPr>
+    </w:p>
+    <w:p>
+      <w:pPr>
+        <w:jc w:val="both"/>
+        <w:rPr>
+          <w:rFonts w:ascii="Times New Roman" w:hAnsi="Times New Roman" w:cs="Times New Roman"/>
+          <w:sz w:val="20"/>
+          <w:szCs w:val="20"/>
+          <w:lang w:eastAsia="de-DE"/>
+        </w:rPr>
+      </w:pPr>
+      <w:r>
+        <w:rPr>
+          <w:rFonts w:ascii="Times New Roman" w:hAnsi="Times New Roman" w:cs="Times New Roman"/>
+          <w:sz w:val="20"/>
+          <w:szCs w:val="20"/>
+          <w:lang w:eastAsia="de-DE"/>
         </w:rPr>
         <w:t xml:space="preserve">Channel-level results were separated into HbO and HbR and corrected for multiple comparisons using Benjamini-Hochberg false discover rate (FDR) correction. </w:t>
       </w:r>
@@ -2520,26 +2464,26 @@
           <w:rFonts w:ascii="Times New Roman" w:hAnsi="Times New Roman" w:cs="Times New Roman"/>
           <w:sz w:val="20"/>
           <w:szCs w:val="20"/>
-          <w:lang w:val="en-US" w:eastAsia="de-DE"/>
-        </w:rPr>
-      </w:pPr>
-    </w:p>
-    <w:p>
-      <w:pPr>
-        <w:jc w:val="both"/>
-        <w:rPr>
-          <w:rFonts w:ascii="Times New Roman" w:hAnsi="Times New Roman" w:cs="Times New Roman"/>
-          <w:sz w:val="20"/>
-          <w:szCs w:val="20"/>
-          <w:lang w:val="en-US" w:eastAsia="de-DE"/>
-        </w:rPr>
-      </w:pPr>
-      <w:r>
-        <w:rPr>
-          <w:rFonts w:ascii="Times New Roman" w:hAnsi="Times New Roman" w:cs="Times New Roman"/>
-          <w:sz w:val="20"/>
-          <w:szCs w:val="20"/>
-          <w:lang w:val="en-US" w:eastAsia="de-DE"/>
+          <w:lang w:eastAsia="de-DE"/>
+        </w:rPr>
+      </w:pPr>
+    </w:p>
+    <w:p>
+      <w:pPr>
+        <w:jc w:val="both"/>
+        <w:rPr>
+          <w:rFonts w:ascii="Times New Roman" w:hAnsi="Times New Roman" w:cs="Times New Roman"/>
+          <w:sz w:val="20"/>
+          <w:szCs w:val="20"/>
+          <w:lang w:eastAsia="de-DE"/>
+        </w:rPr>
+      </w:pPr>
+      <w:r>
+        <w:rPr>
+          <w:rFonts w:ascii="Times New Roman" w:hAnsi="Times New Roman" w:cs="Times New Roman"/>
+          <w:sz w:val="20"/>
+          <w:szCs w:val="20"/>
+          <w:lang w:eastAsia="de-DE"/>
         </w:rPr>
         <w:t>For visualization, channel-level results were visualized on a template brain (</w:t>
       </w:r>
@@ -2550,7 +2494,7 @@
           <w:iCs/>
           <w:sz w:val="20"/>
           <w:szCs w:val="20"/>
-          <w:lang w:val="en-US" w:eastAsia="de-DE"/>
+          <w:lang w:eastAsia="de-DE"/>
         </w:rPr>
         <w:t>fsaverage</w:t>
       </w:r>
@@ -2559,7 +2503,7 @@
           <w:rFonts w:ascii="Times New Roman" w:hAnsi="Times New Roman" w:cs="Times New Roman"/>
           <w:sz w:val="20"/>
           <w:szCs w:val="20"/>
-          <w:lang w:val="en-US" w:eastAsia="de-DE"/>
+          <w:lang w:eastAsia="de-DE"/>
         </w:rPr>
         <w:t>), with FreeSurfer (ref) anatomical regions from the PALS-B12 atlas (ref) highlighted.</w:t>
       </w:r>
@@ -2581,7 +2525,7 @@
           <w:kern w:val="0"/>
           <w:sz w:val="20"/>
           <w:szCs w:val="20"/>
-          <w:lang w:val="en-US" w:eastAsia="de-DE"/>
+          <w:lang w:eastAsia="de-DE"/>
           <w14:ligatures w14:val="none"/>
         </w:rPr>
       </w:pPr>
@@ -2591,7 +2535,110 @@
           <w:kern w:val="0"/>
           <w:sz w:val="20"/>
           <w:szCs w:val="20"/>
-          <w:lang w:val="en-US" w:eastAsia="de-DE"/>
+          <w:lang w:eastAsia="de-DE"/>
+          <w14:ligatures w14:val="none"/>
+        </w:rPr>
+        <w:t>The signal quality in terms of SCI was generally high (</w:t>
+      </w:r>
+      <w:r>
+        <w:rPr>
+          <w:rFonts w:ascii="Times New Roman" w:eastAsia="Times New Roman" w:hAnsi="Times New Roman" w:cs="Times New Roman"/>
+          <w:kern w:val="0"/>
+          <w:sz w:val="20"/>
+          <w:szCs w:val="20"/>
+          <w:lang w:eastAsia="de-DE"/>
+          <w14:ligatures w14:val="none"/>
+        </w:rPr>
+        <w:t xml:space="preserve">median </w:t>
+      </w:r>
+      <w:r>
+        <w:rPr>
+          <w:rFonts w:ascii="Times New Roman" w:eastAsia="Times New Roman" w:hAnsi="Times New Roman" w:cs="Times New Roman"/>
+          <w:kern w:val="0"/>
+          <w:sz w:val="20"/>
+          <w:szCs w:val="20"/>
+          <w:lang w:eastAsia="de-DE"/>
+          <w14:ligatures w14:val="none"/>
+        </w:rPr>
+        <w:t>SCI=</w:t>
+      </w:r>
+      <w:r>
+        <w:rPr>
+          <w:rFonts w:ascii="Times New Roman" w:eastAsia="Times New Roman" w:hAnsi="Times New Roman" w:cs="Times New Roman"/>
+          <w:kern w:val="0"/>
+          <w:sz w:val="20"/>
+          <w:szCs w:val="20"/>
+          <w:lang w:eastAsia="de-DE"/>
+          <w14:ligatures w14:val="none"/>
+        </w:rPr>
+        <w:t>0.989, IQR=</w:t>
+      </w:r>
+      <w:r>
+        <w:rPr>
+          <w:rFonts w:ascii="Times New Roman" w:eastAsia="Times New Roman" w:hAnsi="Times New Roman" w:cs="Times New Roman"/>
+          <w:kern w:val="0"/>
+          <w:sz w:val="20"/>
+          <w:szCs w:val="20"/>
+          <w:lang w:eastAsia="de-DE"/>
+          <w14:ligatures w14:val="none"/>
+        </w:rPr>
+        <w:t>0.026</w:t>
+      </w:r>
+      <w:r>
+        <w:rPr>
+          <w:rFonts w:ascii="Times New Roman" w:eastAsia="Times New Roman" w:hAnsi="Times New Roman" w:cs="Times New Roman"/>
+          <w:kern w:val="0"/>
+          <w:sz w:val="20"/>
+          <w:szCs w:val="20"/>
+          <w:lang w:eastAsia="de-DE"/>
+          <w14:ligatures w14:val="none"/>
+        </w:rPr>
+        <w:t>) during the experiment, reflecting a good optode coupling to the scalp.</w:t>
+      </w:r>
+      <w:r>
+        <w:rPr>
+          <w:rFonts w:ascii="Times New Roman" w:eastAsia="Times New Roman" w:hAnsi="Times New Roman" w:cs="Times New Roman"/>
+          <w:kern w:val="0"/>
+          <w:sz w:val="20"/>
+          <w:szCs w:val="20"/>
+          <w:lang w:eastAsia="de-DE"/>
+          <w14:ligatures w14:val="none"/>
+        </w:rPr>
+        <w:t xml:space="preserve"> There were few channels below quality criteria per participant (median number of channels n=1, IQR=2.5).</w:t>
+      </w:r>
+    </w:p>
+    <w:p>
+      <w:pPr>
+        <w:jc w:val="both"/>
+        <w:rPr>
+          <w:rFonts w:ascii="Times New Roman" w:eastAsia="Times New Roman" w:hAnsi="Times New Roman" w:cs="Times New Roman"/>
+          <w:kern w:val="0"/>
+          <w:sz w:val="20"/>
+          <w:szCs w:val="20"/>
+          <w:lang w:eastAsia="de-DE"/>
+          <w14:ligatures w14:val="none"/>
+        </w:rPr>
+      </w:pPr>
+    </w:p>
+    <w:p>
+      <w:pPr>
+        <w:jc w:val="both"/>
+        <w:rPr>
+          <w:rFonts w:ascii="Times New Roman" w:eastAsia="Times New Roman" w:hAnsi="Times New Roman" w:cs="Times New Roman"/>
+          <w:kern w:val="0"/>
+          <w:sz w:val="20"/>
+          <w:szCs w:val="20"/>
+          <w:lang w:eastAsia="de-DE"/>
+          <w14:ligatures w14:val="none"/>
+        </w:rPr>
+      </w:pPr>
+      <w:r>
+        <w:rPr>
+          <w:rFonts w:ascii="Times New Roman" w:eastAsia="Times New Roman" w:hAnsi="Times New Roman" w:cs="Times New Roman"/>
+          <w:kern w:val="0"/>
+          <w:sz w:val="20"/>
+          <w:szCs w:val="20"/>
+          <w:lang w:eastAsia="de-DE"/>
           <w14:ligatures w14:val="none"/>
         </w:rPr>
         <w:t>Design matrix VIFs for the condition regressors ranged from 1.28 to 1.33 (mean VIF ≈ 1.3), indicating low multicollinearity and good separation between the four experimental conditions. Therefore, the observed variability across analyses is unlikely to be attributable to collinearity between regressors and is more likely related to temporal alignment and inter-individual variability in HRF estimation.</w:t>
@@ -2639,7 +2686,7 @@
         <w:rPr>
           <w:sz w:val="20"/>
           <w:szCs w:val="20"/>
-          <w:lang w:val="en-US" w:eastAsia="de-DE"/>
+          <w:lang w:eastAsia="de-DE"/>
         </w:rPr>
         <w:t xml:space="preserve">Based on standard montage registration and photon sensitivity simulations, this channel approximately corresponded to the orbitofrontal cortex (Brodmann Area 11). </w:t>
       </w:r>
@@ -2678,7 +2725,7 @@
         <w:rPr>
           <w:sz w:val="20"/>
           <w:szCs w:val="20"/>
-          <w:lang w:val="en-US" w:eastAsia="de-DE"/>
+          <w:lang w:eastAsia="de-DE"/>
         </w:rPr>
         <w:t xml:space="preserve"> approximately corresponding to the supplementary motor area (Brodmann Area 6)</w:t>
       </w:r>
@@ -2686,7 +2733,7 @@
         <w:rPr>
           <w:sz w:val="20"/>
           <w:szCs w:val="20"/>
-          <w:lang w:val="en-US" w:eastAsia="de-DE"/>
+          <w:lang w:eastAsia="de-DE"/>
         </w:rPr>
         <w:t>,</w:t>
       </w:r>
@@ -2705,7 +2752,7 @@
         <w:rPr>
           <w:sz w:val="20"/>
           <w:szCs w:val="20"/>
-          <w:lang w:val="en-US" w:eastAsia="de-DE"/>
+          <w:lang w:eastAsia="de-DE"/>
         </w:rPr>
       </w:pPr>
     </w:p>
@@ -3676,7 +3723,7 @@
           <w:rFonts w:ascii="Times New Roman" w:hAnsi="Times New Roman" w:cs="Times New Roman"/>
           <w:sz w:val="16"/>
           <w:szCs w:val="16"/>
-          <w:lang w:val="en-US" w:eastAsia="de-DE"/>
+          <w:lang w:eastAsia="de-DE"/>
         </w:rPr>
       </w:pPr>
       <w:r>
@@ -3686,7 +3733,7 @@
           <w:bCs/>
           <w:sz w:val="16"/>
           <w:szCs w:val="16"/>
-          <w:lang w:val="en-US" w:eastAsia="de-DE"/>
+          <w:lang w:eastAsia="de-DE"/>
         </w:rPr>
         <w:t>Table 1.</w:t>
       </w:r>
@@ -3695,7 +3742,7 @@
           <w:rFonts w:ascii="Times New Roman" w:hAnsi="Times New Roman" w:cs="Times New Roman"/>
           <w:sz w:val="16"/>
           <w:szCs w:val="16"/>
-          <w:lang w:val="en-US" w:eastAsia="de-DE"/>
+          <w:lang w:eastAsia="de-DE"/>
         </w:rPr>
         <w:t xml:space="preserve"> Condition effects. </w:t>
       </w:r>
@@ -3728,7 +3775,7 @@
           <w:sz w:val="20"/>
           <w:szCs w:val="20"/>
           <w:highlight w:val="yellow"/>
-          <w:lang w:val="en-US" w:eastAsia="de-DE"/>
+          <w:lang w:eastAsia="de-DE"/>
         </w:rPr>
         <w:t xml:space="preserve">Figure, condition effects 2x2 (SVG is in the img folder, we should edit this so it has labels for which is which condition, now it is in the same order as figure 1). No channel-level contrast or interaction effect (Figure </w:t>
       </w:r>
@@ -3737,7 +3784,7 @@
           <w:sz w:val="20"/>
           <w:szCs w:val="20"/>
           <w:highlight w:val="yellow"/>
-          <w:lang w:val="en-US" w:eastAsia="de-DE"/>
+          <w:lang w:eastAsia="de-DE"/>
         </w:rPr>
         <w:t>4</w:t>
       </w:r>
@@ -3746,7 +3793,7 @@
           <w:sz w:val="20"/>
           <w:szCs w:val="20"/>
           <w:highlight w:val="yellow"/>
-          <w:lang w:val="en-US" w:eastAsia="de-DE"/>
+          <w:lang w:eastAsia="de-DE"/>
         </w:rPr>
         <w:t>) survived FDR correction.</w:t>
       </w:r>
@@ -3754,7 +3801,7 @@
         <w:rPr>
           <w:sz w:val="20"/>
           <w:szCs w:val="20"/>
-          <w:lang w:val="en-US" w:eastAsia="de-DE"/>
+          <w:lang w:eastAsia="de-DE"/>
         </w:rPr>
         <w:t xml:space="preserve"> </w:t>
       </w:r>
@@ -3765,7 +3812,7 @@
           <w:rFonts w:ascii="Times New Roman" w:hAnsi="Times New Roman" w:cs="Times New Roman"/>
           <w:sz w:val="20"/>
           <w:szCs w:val="20"/>
-          <w:lang w:val="en-US" w:eastAsia="de-DE"/>
+          <w:lang w:eastAsia="de-DE"/>
         </w:rPr>
       </w:pPr>
     </w:p>
@@ -3776,7 +3823,7 @@
           <w:rFonts w:ascii="Times New Roman" w:hAnsi="Times New Roman" w:cs="Times New Roman"/>
           <w:sz w:val="20"/>
           <w:szCs w:val="20"/>
-          <w:lang w:val="en-US" w:eastAsia="de-DE"/>
+          <w:lang w:eastAsia="de-DE"/>
         </w:rPr>
       </w:pPr>
       <w:r>
@@ -3785,7 +3832,7 @@
           <w:noProof/>
           <w:sz w:val="20"/>
           <w:szCs w:val="20"/>
-          <w:lang w:val="en-US" w:eastAsia="de-DE"/>
+          <w:lang w:eastAsia="de-DE"/>
         </w:rPr>
         <w:lastRenderedPageBreak/>
         <w:drawing>
@@ -3842,7 +3889,7 @@
           <w:rFonts w:ascii="Times New Roman" w:hAnsi="Times New Roman" w:cs="Times New Roman"/>
           <w:sz w:val="20"/>
           <w:szCs w:val="20"/>
-          <w:lang w:val="en-US" w:eastAsia="de-DE"/>
+          <w:lang w:eastAsia="de-DE"/>
         </w:rPr>
       </w:pPr>
       <w:r>
@@ -3862,7 +3909,6 @@
           <w:bCs/>
           <w:sz w:val="16"/>
           <w:szCs w:val="16"/>
-          <w:lang w:val="en-US"/>
         </w:rPr>
         <w:t>3</w:t>
       </w:r>
@@ -3882,25 +3928,16 @@
           <w:sz w:val="16"/>
           <w:szCs w:val="16"/>
         </w:rPr>
-        <w:t xml:space="preserve"> </w:t>
-      </w:r>
-      <w:r>
-        <w:rPr>
-          <w:rFonts w:ascii="Times New Roman" w:hAnsi="Times New Roman" w:cs="Times New Roman"/>
-          <w:sz w:val="16"/>
-          <w:szCs w:val="16"/>
-          <w:lang w:val="en-US"/>
-        </w:rPr>
-        <w:t>Condition channel-level effects, illustrating an increase in HbO for the high memory low perceptual load condition in BA11 and increase in BA11 but decrease in BA6 for high memory high perceptual load. Blue outline: BA6, green outline: BA11. Significant channels are indicated with a colored sphere at the midpoint of the channel.</w:t>
-      </w:r>
-    </w:p>
-    <w:p>
-      <w:pPr>
-        <w:rPr>
-          <w:rFonts w:ascii="Times New Roman" w:hAnsi="Times New Roman" w:cs="Times New Roman"/>
-          <w:sz w:val="20"/>
-          <w:szCs w:val="20"/>
-          <w:lang w:val="en-US" w:eastAsia="de-DE"/>
+        <w:t xml:space="preserve"> Condition channel-level effects, illustrating an increase in HbO for the high memory low perceptual load condition in BA11 and increase in BA11 but decrease in BA6 for high memory high perceptual load. Blue outline: BA6, green outline: BA11. Significant channels are indicated with a colored sphere at the midpoint of the channel.</w:t>
+      </w:r>
+    </w:p>
+    <w:p>
+      <w:pPr>
+        <w:rPr>
+          <w:rFonts w:ascii="Times New Roman" w:hAnsi="Times New Roman" w:cs="Times New Roman"/>
+          <w:sz w:val="20"/>
+          <w:szCs w:val="20"/>
+          <w:lang w:eastAsia="de-DE"/>
         </w:rPr>
       </w:pPr>
     </w:p>
@@ -3911,7 +3948,7 @@
           <w:rFonts w:ascii="Times New Roman" w:hAnsi="Times New Roman" w:cs="Times New Roman"/>
           <w:sz w:val="20"/>
           <w:szCs w:val="20"/>
-          <w:lang w:val="en-US" w:eastAsia="de-DE"/>
+          <w:lang w:eastAsia="de-DE"/>
         </w:rPr>
       </w:pPr>
       <w:r>
@@ -3920,7 +3957,7 @@
           <w:noProof/>
           <w:sz w:val="20"/>
           <w:szCs w:val="20"/>
-          <w:lang w:val="en-US" w:eastAsia="de-DE"/>
+          <w:lang w:eastAsia="de-DE"/>
         </w:rPr>
         <w:drawing>
           <wp:inline distT="0" distB="0" distL="0" distR="0" wp14:anchorId="660D5185" wp14:editId="129255EF">
@@ -3976,7 +4013,7 @@
           <w:rFonts w:ascii="Times New Roman" w:hAnsi="Times New Roman" w:cs="Times New Roman"/>
           <w:sz w:val="20"/>
           <w:szCs w:val="20"/>
-          <w:lang w:val="en-US" w:eastAsia="de-DE"/>
+          <w:lang w:eastAsia="de-DE"/>
         </w:rPr>
       </w:pPr>
       <w:r>
@@ -3996,7 +4033,6 @@
           <w:bCs/>
           <w:sz w:val="16"/>
           <w:szCs w:val="16"/>
-          <w:lang w:val="en-US"/>
         </w:rPr>
         <w:t>4</w:t>
       </w:r>
@@ -4016,16 +4052,7 @@
           <w:sz w:val="16"/>
           <w:szCs w:val="16"/>
         </w:rPr>
-        <w:t xml:space="preserve"> </w:t>
-      </w:r>
-      <w:r>
-        <w:rPr>
-          <w:rFonts w:ascii="Times New Roman" w:hAnsi="Times New Roman" w:cs="Times New Roman"/>
-          <w:sz w:val="16"/>
-          <w:szCs w:val="16"/>
-          <w:lang w:val="en-US"/>
-        </w:rPr>
-        <w:t>Contrast channel-level effects. Top: HbO. Bottom: HbR.</w:t>
+        <w:t xml:space="preserve"> Contrast channel-level effects. Top: HbO. Bottom: HbR.</w:t>
       </w:r>
     </w:p>
     <w:p>
@@ -4118,7 +4145,7 @@
           <w:kern w:val="0"/>
           <w:sz w:val="20"/>
           <w:szCs w:val="20"/>
-          <w:lang w:val="en-US" w:eastAsia="de-DE"/>
+          <w:lang w:eastAsia="de-DE"/>
           <w14:ligatures w14:val="none"/>
         </w:rPr>
       </w:pPr>
@@ -4153,7 +4180,7 @@
           <w:kern w:val="0"/>
           <w:sz w:val="20"/>
           <w:szCs w:val="20"/>
-          <w:lang w:val="en-US" w:eastAsia="en-GB"/>
+          <w:lang w:eastAsia="en-GB"/>
           <w14:ligatures w14:val="none"/>
         </w:rPr>
         <w:t>T</w:t>
@@ -4416,7 +4443,7 @@
     <w:p>
       <w:pPr>
         <w:rPr>
-          <w:lang w:val="en-US" w:eastAsia="de-DE"/>
+          <w:lang w:eastAsia="de-DE"/>
         </w:rPr>
       </w:pPr>
     </w:p>
@@ -6604,7 +6631,7 @@
         <w:kern w:val="2"/>
         <w:sz w:val="24"/>
         <w:szCs w:val="24"/>
-        <w:lang w:eastAsia="en-US" w:bidi="ar-SA"/>
+        <w:lang w:val="en-US" w:eastAsia="en-US" w:bidi="ar-SA"/>
         <w14:ligatures w14:val="standardContextual"/>
       </w:rPr>
     </w:rPrDefault>
@@ -7666,7 +7693,7 @@
       <w:kern w:val="0"/>
       <w:sz w:val="34"/>
       <w:szCs w:val="20"/>
-      <w:lang w:val="en-US" w:eastAsia="de-DE"/>
+      <w:lang w:eastAsia="de-DE"/>
       <w14:ligatures w14:val="none"/>
     </w:rPr>
   </w:style>
@@ -7722,7 +7749,7 @@
       <w:kern w:val="0"/>
       <w:sz w:val="18"/>
       <w:szCs w:val="20"/>
-      <w:lang w:val="en-US" w:eastAsia="de-DE"/>
+      <w:lang w:eastAsia="de-DE"/>
       <w14:ligatures w14:val="none"/>
     </w:rPr>
   </w:style>
@@ -7745,7 +7772,7 @@
       <w:kern w:val="0"/>
       <w:sz w:val="20"/>
       <w:szCs w:val="20"/>
-      <w:lang w:val="en-US" w:eastAsia="de-DE"/>
+      <w:lang w:eastAsia="de-DE"/>
       <w14:ligatures w14:val="none"/>
     </w:rPr>
   </w:style>
@@ -7768,7 +7795,7 @@
       <w:kern w:val="0"/>
       <w:sz w:val="20"/>
       <w:szCs w:val="20"/>
-      <w:lang w:val="en-US" w:eastAsia="de-DE"/>
+      <w:lang w:eastAsia="de-DE"/>
       <w14:ligatures w14:val="none"/>
     </w:rPr>
   </w:style>
@@ -7792,7 +7819,7 @@
       <w:kern w:val="0"/>
       <w:sz w:val="20"/>
       <w:szCs w:val="20"/>
-      <w:lang w:val="en-US" w:eastAsia="de-DE"/>
+      <w:lang w:eastAsia="de-DE"/>
       <w14:ligatures w14:val="none"/>
     </w:rPr>
   </w:style>
@@ -7814,7 +7841,7 @@
       <w:kern w:val="0"/>
       <w:sz w:val="20"/>
       <w:szCs w:val="20"/>
-      <w:lang w:val="en-US" w:eastAsia="de-DE"/>
+      <w:lang w:eastAsia="de-DE"/>
       <w14:ligatures w14:val="none"/>
     </w:rPr>
   </w:style>
@@ -7836,7 +7863,7 @@
       <w:kern w:val="0"/>
       <w:sz w:val="18"/>
       <w:szCs w:val="20"/>
-      <w:lang w:val="en-US" w:eastAsia="de-DE"/>
+      <w:lang w:eastAsia="de-DE"/>
       <w14:ligatures w14:val="none"/>
     </w:rPr>
   </w:style>
@@ -7873,7 +7900,7 @@
       <w:kern w:val="0"/>
       <w:sz w:val="20"/>
       <w:szCs w:val="20"/>
-      <w:lang w:val="en-US" w:eastAsia="de-DE"/>
+      <w:lang w:eastAsia="de-DE"/>
       <w14:ligatures w14:val="none"/>
     </w:rPr>
   </w:style>
@@ -7891,7 +7918,7 @@
       <w:kern w:val="0"/>
       <w:sz w:val="20"/>
       <w:szCs w:val="20"/>
-      <w:lang w:val="en-US" w:eastAsia="de-DE"/>
+      <w:lang w:eastAsia="de-DE"/>
       <w14:ligatures w14:val="none"/>
     </w:rPr>
   </w:style>
@@ -7929,7 +7956,7 @@
       <w:kern w:val="0"/>
       <w:sz w:val="20"/>
       <w:szCs w:val="20"/>
-      <w:lang w:val="en-US" w:eastAsia="de-DE"/>
+      <w:lang w:eastAsia="de-DE"/>
       <w14:ligatures w14:val="none"/>
     </w:rPr>
   </w:style>
@@ -7979,7 +8006,7 @@
     <w:rPr>
       <w:rFonts w:eastAsiaTheme="minorEastAsia"/>
       <w:kern w:val="0"/>
-      <w:lang w:val="en-US" w:eastAsia="zh-CN"/>
+      <w:lang w:eastAsia="zh-CN"/>
       <w14:ligatures w14:val="none"/>
     </w:rPr>
   </w:style>
@@ -7997,7 +8024,7 @@
       <w:kern w:val="0"/>
       <w:sz w:val="20"/>
       <w:szCs w:val="20"/>
-      <w:lang w:val="en-US" w:eastAsia="zh-CN"/>
+      <w:lang w:eastAsia="zh-CN"/>
       <w14:ligatures w14:val="none"/>
     </w:rPr>
     <w:tblPr>

--- a/docs/Article_fNIRS_Perceptual_2026-06-26.docx
+++ b/docs/Article_fNIRS_Perceptual_2026-06-26.docx
@@ -1896,43 +1896,90 @@
           <w:rFonts w:ascii="Times New Roman" w:hAnsi="Times New Roman" w:cs="Times New Roman"/>
           <w:sz w:val="20"/>
           <w:szCs w:val="20"/>
-          <w:highlight w:val="yellow"/>
-          <w:lang w:eastAsia="de-DE"/>
-        </w:rPr>
-        <w:t xml:space="preserve">The final alignment was determined to have some </w:t>
-      </w:r>
-      <w:commentRangeStart w:id="2"/>
-      <w:r>
-        <w:rPr>
-          <w:rFonts w:ascii="Times New Roman" w:hAnsi="Times New Roman" w:cs="Times New Roman"/>
-          <w:sz w:val="20"/>
-          <w:szCs w:val="20"/>
-          <w:highlight w:val="yellow"/>
-          <w:lang w:eastAsia="de-DE"/>
-        </w:rPr>
-        <w:t>uncertainty between participants</w:t>
-      </w:r>
-      <w:commentRangeEnd w:id="2"/>
-      <w:r>
-        <w:rPr>
-          <w:rStyle w:val="CommentReference"/>
-          <w:rFonts w:ascii="Times New Roman" w:hAnsi="Times New Roman" w:cs="Times New Roman"/>
-          <w:sz w:val="20"/>
-          <w:szCs w:val="20"/>
-          <w:highlight w:val="yellow"/>
-          <w:lang w:eastAsia="de-DE"/>
-        </w:rPr>
-        <w:commentReference w:id="2"/>
-      </w:r>
-      <w:r>
-        <w:rPr>
-          <w:rFonts w:ascii="Times New Roman" w:hAnsi="Times New Roman" w:cs="Times New Roman"/>
-          <w:sz w:val="20"/>
-          <w:szCs w:val="20"/>
-          <w:highlight w:val="yellow"/>
-          <w:lang w:eastAsia="de-DE"/>
-        </w:rPr>
-        <w:t>, but on group level corresponding to an expected HRF.</w:t>
+          <w:lang w:eastAsia="de-DE"/>
+        </w:rPr>
+        <w:t>Visual inspection revealed variability in the timing of individual HRFs, with peaks occurring slightly earlier or later than expected stimulus HRF</w:t>
+      </w:r>
+      <w:r>
+        <w:rPr>
+          <w:rFonts w:ascii="Times New Roman" w:hAnsi="Times New Roman" w:cs="Times New Roman"/>
+          <w:sz w:val="20"/>
+          <w:szCs w:val="20"/>
+          <w:lang w:eastAsia="de-DE"/>
+        </w:rPr>
+        <w:t>. However,</w:t>
+      </w:r>
+      <w:r>
+        <w:rPr>
+          <w:rFonts w:ascii="Times New Roman" w:hAnsi="Times New Roman" w:cs="Times New Roman"/>
+          <w:sz w:val="20"/>
+          <w:szCs w:val="20"/>
+          <w:lang w:eastAsia="de-DE"/>
+        </w:rPr>
+        <w:t xml:space="preserve"> the group-level block average exhibited a canonical HRF profile</w:t>
+      </w:r>
+      <w:r>
+        <w:rPr>
+          <w:rFonts w:ascii="Times New Roman" w:hAnsi="Times New Roman" w:cs="Times New Roman"/>
+          <w:sz w:val="20"/>
+          <w:szCs w:val="20"/>
+          <w:lang w:eastAsia="de-DE"/>
+        </w:rPr>
+        <w:t xml:space="preserve">, with </w:t>
+      </w:r>
+      <w:r>
+        <w:rPr>
+          <w:rFonts w:ascii="Times New Roman" w:hAnsi="Times New Roman" w:cs="Times New Roman"/>
+          <w:sz w:val="20"/>
+          <w:szCs w:val="20"/>
+          <w:lang w:eastAsia="de-DE"/>
+        </w:rPr>
+        <w:t>grand mean ± standard error of the mean (SEM)</w:t>
+      </w:r>
+      <w:r>
+        <w:rPr>
+          <w:rFonts w:ascii="Times New Roman" w:hAnsi="Times New Roman" w:cs="Times New Roman"/>
+          <w:sz w:val="20"/>
+          <w:szCs w:val="20"/>
+          <w:lang w:eastAsia="de-DE"/>
+        </w:rPr>
+        <w:t xml:space="preserve"> </w:t>
+      </w:r>
+      <w:r>
+        <w:rPr>
+          <w:rFonts w:ascii="Times New Roman" w:hAnsi="Times New Roman" w:cs="Times New Roman"/>
+          <w:sz w:val="20"/>
+          <w:szCs w:val="20"/>
+          <w:lang w:eastAsia="de-DE"/>
+        </w:rPr>
+        <w:t>showing</w:t>
+      </w:r>
+      <w:r>
+        <w:rPr>
+          <w:rFonts w:ascii="Times New Roman" w:hAnsi="Times New Roman" w:cs="Times New Roman"/>
+          <w:sz w:val="20"/>
+          <w:szCs w:val="20"/>
+          <w:lang w:eastAsia="de-DE"/>
+        </w:rPr>
+        <w:t xml:space="preserve"> non-overlapping intervals for HbO and HbR</w:t>
+      </w:r>
+      <w:r>
+        <w:rPr>
+          <w:rFonts w:ascii="Times New Roman" w:hAnsi="Times New Roman" w:cs="Times New Roman"/>
+          <w:sz w:val="20"/>
+          <w:szCs w:val="20"/>
+          <w:lang w:eastAsia="de-DE"/>
+        </w:rPr>
+        <w:t xml:space="preserve"> and consistent timing</w:t>
+      </w:r>
+      <w:r>
+        <w:rPr>
+          <w:rFonts w:ascii="Times New Roman" w:hAnsi="Times New Roman" w:cs="Times New Roman"/>
+          <w:sz w:val="20"/>
+          <w:szCs w:val="20"/>
+          <w:lang w:eastAsia="de-DE"/>
+        </w:rPr>
+        <w:t xml:space="preserve"> to expected HRF.</w:t>
       </w:r>
     </w:p>
     <w:p>
@@ -2051,6 +2098,7 @@
           <w:szCs w:val="20"/>
           <w:lang w:eastAsia="de-DE"/>
         </w:rPr>
+        <w:lastRenderedPageBreak/>
         <w:t>First, raw data was converted into optical density and then into changes of oxygenated (HbO) and deoxygenated hemoglobin (HbR) using the modified Beer-Lambert law (ref) with the partial path-length factor (PPF) set to a default value of 0.1.</w:t>
       </w:r>
     </w:p>
@@ -2658,6 +2706,7 @@
           <w:sz w:val="20"/>
           <w:szCs w:val="20"/>
         </w:rPr>
+        <w:lastRenderedPageBreak/>
         <w:t>Channel-level analysis identified four FDR-corrected significant effects</w:t>
       </w:r>
       <w:r>
@@ -2672,15 +2721,7 @@
           <w:sz w:val="20"/>
           <w:szCs w:val="20"/>
         </w:rPr>
-        <w:t xml:space="preserve">. Increased HbO was observed in channel S2_D3 during both the HighPL–HighWM and LowPL–HighWM conditions, indicating that </w:t>
-      </w:r>
-      <w:r>
-        <w:rPr>
-          <w:sz w:val="20"/>
-          <w:szCs w:val="20"/>
-        </w:rPr>
-        <w:lastRenderedPageBreak/>
-        <w:t xml:space="preserve">conditions involving higher working-memory demands elicited robust task-related activation. </w:t>
+        <w:t xml:space="preserve">. Increased HbO was observed in channel S2_D3 during both the HighPL–HighWM and LowPL–HighWM conditions, indicating that conditions involving higher working-memory demands elicited robust task-related activation. </w:t>
       </w:r>
       <w:r>
         <w:rPr>
@@ -2752,9 +2793,29 @@
         <w:rPr>
           <w:sz w:val="20"/>
           <w:szCs w:val="20"/>
-          <w:lang w:eastAsia="de-DE"/>
-        </w:rPr>
-      </w:pPr>
+        </w:rPr>
+      </w:pPr>
+      <w:r>
+        <w:rPr>
+          <w:sz w:val="20"/>
+          <w:szCs w:val="20"/>
+        </w:rPr>
+        <w:t xml:space="preserve">No channel-level contrast or interaction effect (Figure 4) </w:t>
+      </w:r>
+      <w:r>
+        <w:rPr>
+          <w:sz w:val="20"/>
+          <w:szCs w:val="20"/>
+        </w:rPr>
+        <w:t>were significant after</w:t>
+      </w:r>
+      <w:r>
+        <w:rPr>
+          <w:sz w:val="20"/>
+          <w:szCs w:val="20"/>
+        </w:rPr>
+        <w:t xml:space="preserve"> FDR correction.</w:t>
+      </w:r>
     </w:p>
     <w:tbl>
       <w:tblPr>
@@ -3756,54 +3817,29 @@
           <w:szCs w:val="20"/>
         </w:rPr>
       </w:pPr>
-      <w:r>
-        <w:rPr>
-          <w:sz w:val="20"/>
-          <w:szCs w:val="20"/>
-        </w:rPr>
-        <w:t>Taken together, the results suggest that the strongest and most reliable hemodynamic responses occurred under combined perceptual and working-memory demands. Significant HbO activation was observed exclusively in conditions involving high working-memory load, whereas HbR effects emerged only during the HighPL–HighWM condition. However, direct contrasts between perceptual-load and working-memory-load levels did not survive FDR correction, indicating that although workload-related activation was present, the effects were insufficiently large to produce robust contrast-level differences after correction for multiple comparisons.</w:t>
-      </w:r>
-      <w:r>
-        <w:rPr>
-          <w:sz w:val="20"/>
-          <w:szCs w:val="20"/>
-        </w:rPr>
-        <w:t xml:space="preserve"> </w:t>
-      </w:r>
-      <w:r>
-        <w:rPr>
-          <w:sz w:val="20"/>
-          <w:szCs w:val="20"/>
-          <w:highlight w:val="yellow"/>
-          <w:lang w:eastAsia="de-DE"/>
-        </w:rPr>
-        <w:t xml:space="preserve">Figure, condition effects 2x2 (SVG is in the img folder, we should edit this so it has labels for which is which condition, now it is in the same order as figure 1). No channel-level contrast or interaction effect (Figure </w:t>
-      </w:r>
-      <w:r>
-        <w:rPr>
-          <w:sz w:val="20"/>
-          <w:szCs w:val="20"/>
-          <w:highlight w:val="yellow"/>
-          <w:lang w:eastAsia="de-DE"/>
-        </w:rPr>
-        <w:t>4</w:t>
-      </w:r>
-      <w:r>
-        <w:rPr>
-          <w:sz w:val="20"/>
-          <w:szCs w:val="20"/>
-          <w:highlight w:val="yellow"/>
-          <w:lang w:eastAsia="de-DE"/>
-        </w:rPr>
-        <w:t>) survived FDR correction.</w:t>
-      </w:r>
-      <w:r>
-        <w:rPr>
-          <w:sz w:val="20"/>
-          <w:szCs w:val="20"/>
-          <w:lang w:eastAsia="de-DE"/>
-        </w:rPr>
-        <w:t xml:space="preserve"> </w:t>
+      <w:commentRangeStart w:id="2"/>
+      <w:r>
+        <w:rPr>
+          <w:sz w:val="20"/>
+          <w:szCs w:val="20"/>
+        </w:rPr>
+        <w:t>Taken together</w:t>
+      </w:r>
+      <w:commentRangeEnd w:id="2"/>
+      <w:r>
+        <w:rPr>
+          <w:rStyle w:val="CommentReference"/>
+          <w:sz w:val="20"/>
+          <w:szCs w:val="20"/>
+        </w:rPr>
+        <w:commentReference w:id="2"/>
+      </w:r>
+      <w:r>
+        <w:rPr>
+          <w:sz w:val="20"/>
+          <w:szCs w:val="20"/>
+        </w:rPr>
+        <w:t>, the results suggest that the strongest and most reliable hemodynamic responses occurred under combined perceptual and working-memory demands. Significant HbO activation was observed exclusively in conditions involving high working-memory load, whereas HbR effects emerged only during the HighPL–HighWM condition. However, direct contrasts between perceptual-load and working-memory-load levels did not survive FDR correction, indicating that although workload-related activation was present, the effects were insufficiently large to produce robust contrast-level differences after correction for multiple comparisons.</w:t>
       </w:r>
     </w:p>
     <w:p>
@@ -3836,10 +3872,10 @@
         </w:rPr>
         <w:lastRenderedPageBreak/>
         <w:drawing>
-          <wp:inline distT="0" distB="0" distL="0" distR="0" wp14:anchorId="72E21913" wp14:editId="12E91333">
-            <wp:extent cx="4006321" cy="2856624"/>
-            <wp:effectExtent l="12700" t="12700" r="6985" b="13970"/>
-            <wp:docPr id="763734911" name="Picture 1"/>
+          <wp:inline distT="0" distB="0" distL="0" distR="0" wp14:anchorId="49B9B877" wp14:editId="3F8328A6">
+            <wp:extent cx="5473936" cy="3811712"/>
+            <wp:effectExtent l="0" t="0" r="0" b="0"/>
+            <wp:docPr id="1194929205" name="Picture 1"/>
             <wp:cNvGraphicFramePr>
               <a:graphicFrameLocks xmlns:a="http://schemas.openxmlformats.org/drawingml/2006/main" noChangeAspect="1"/>
             </wp:cNvGraphicFramePr>
@@ -3847,7 +3883,7 @@
               <a:graphicData uri="http://schemas.openxmlformats.org/drawingml/2006/picture">
                 <pic:pic xmlns:pic="http://schemas.openxmlformats.org/drawingml/2006/picture">
                   <pic:nvPicPr>
-                    <pic:cNvPr id="763734911" name="Picture 763734911"/>
+                    <pic:cNvPr id="1194929205" name="Picture 1194929205"/>
                     <pic:cNvPicPr/>
                   </pic:nvPicPr>
                   <pic:blipFill>
@@ -3865,16 +3901,11 @@
                   <pic:spPr>
                     <a:xfrm>
                       <a:off x="0" y="0"/>
-                      <a:ext cx="4097435" cy="2921591"/>
+                      <a:ext cx="5510276" cy="3837017"/>
                     </a:xfrm>
                     <a:prstGeom prst="rect">
                       <a:avLst/>
                     </a:prstGeom>
-                    <a:ln w="9525">
-                      <a:solidFill>
-                        <a:schemeClr val="tx1"/>
-                      </a:solidFill>
-                    </a:ln>
                   </pic:spPr>
                 </pic:pic>
               </a:graphicData>
@@ -4061,6 +4092,7 @@
       </w:pPr>
       <w:commentRangeStart w:id="3"/>
       <w:r>
+        <w:lastRenderedPageBreak/>
         <w:t>Discussion</w:t>
       </w:r>
       <w:commentRangeEnd w:id="3"/>
@@ -4087,15 +4119,7 @@
           <w:sz w:val="20"/>
           <w:szCs w:val="20"/>
         </w:rPr>
-        <w:t xml:space="preserve">The working-memory manipulation was performed simultaneously with a visual-search task involving varying levels of perceptual load. Under these dual-task conditions, significant activation was observed in prefrontal channels during conditions requiring working-memory maintenance, suggesting that the paradigm successfully </w:t>
-      </w:r>
-      <w:r>
-        <w:rPr>
-          <w:sz w:val="20"/>
-          <w:szCs w:val="20"/>
-        </w:rPr>
-        <w:lastRenderedPageBreak/>
-        <w:t>engaged cognitive-control and memory-related processes. However, the direct contrast between the two working-memory levels did not survive FDR correction. One possible explanation is that the difference between maintaining one versus two target letters produced only a modest increase in memory demands relative to the overall cognitive requirements of the visual-search task. Consequently, the observed activation may primarily reflect the recruitment of working-memory processes in general rather than a strong differentiation between the two memory-load levels. Future studies could employ a broader range of memory loads (e.g., one versus four or more items) to further characterize the relationship between working-memory demand and cortical activation and to increase sensitivity for detecting load-dependent effects.</w:t>
+        <w:t>The working-memory manipulation was performed simultaneously with a visual-search task involving varying levels of perceptual load. Under these dual-task conditions, significant activation was observed in prefrontal channels during conditions requiring working-memory maintenance, suggesting that the paradigm successfully engaged cognitive-control and memory-related processes. However, the direct contrast between the two working-memory levels did not survive FDR correction. One possible explanation is that the difference between maintaining one versus two target letters produced only a modest increase in memory demands relative to the overall cognitive requirements of the visual-search task. Consequently, the observed activation may primarily reflect the recruitment of working-memory processes in general rather than a strong differentiation between the two memory-load levels. Future studies could employ a broader range of memory loads (e.g., one versus four or more items) to further characterize the relationship between working-memory demand and cortical activation and to increase sensitivity for detecting load-dependent effects.</w:t>
       </w:r>
     </w:p>
     <w:p>
@@ -5558,11 +5582,8 @@
       </w:r>
     </w:p>
   </w:comment>
-  <w:comment w:id="2" w:author="Julia Bend" w:date="2026-06-12T13:27:00Z" w:initials="JB">
-    <w:p>
-      <w:pPr>
-        <w:pStyle w:val="CommentText"/>
-      </w:pPr>
+  <w:comment w:id="2" w:author="Alexander Kvist" w:date="2026-06-29T14:35:00Z" w:initials="AK">
+    <w:p>
       <w:r>
         <w:rPr>
           <w:rStyle w:val="CommentReference"/>
@@ -5570,7 +5591,11 @@
         <w:annotationRef/>
       </w:r>
       <w:r>
-        <w:t>extend</w:t>
+        <w:rPr>
+          <w:sz w:val="20"/>
+          <w:szCs w:val="20"/>
+        </w:rPr>
+        <w:t>Move to discussion?</w:t>
       </w:r>
     </w:p>
   </w:comment>
@@ -5597,7 +5622,7 @@
 <w15:commentsEx xmlns:wpc="http://schemas.microsoft.com/office/word/2010/wordprocessingCanvas" xmlns:cx="http://schemas.microsoft.com/office/drawing/2014/chartex" xmlns:cx1="http://schemas.microsoft.com/office/drawing/2015/9/8/chartex" xmlns:cx2="http://schemas.microsoft.com/office/drawing/2015/10/21/chartex" xmlns:cx3="http://schemas.microsoft.com/office/drawing/2016/5/9/chartex" xmlns:cx4="http://schemas.microsoft.com/office/drawing/2016/5/10/chartex" xmlns:cx5="http://schemas.microsoft.com/office/drawing/2016/5/11/chartex" xmlns:cx6="http://schemas.microsoft.com/office/drawing/2016/5/12/chartex" xmlns:cx7="http://schemas.microsoft.com/office/drawing/2016/5/13/chartex" xmlns:cx8="http://schemas.microsoft.com/office/drawing/2016/5/14/chartex" xmlns:mc="http://schemas.openxmlformats.org/markup-compatibility/2006" xmlns:m="http://schemas.openxmlformats.org/officeDocument/2006/math" xmlns:aink="http://schemas.microsoft.com/office/drawing/2016/ink" xmlns:am3d="http://schemas.microsoft.com/office/drawing/2017/model3d" xmlns:oel="http://schemas.microsoft.com/office/2019/extlst" xmlns:r="http://schemas.openxmlformats.org/officeDocument/2006/relationships" xmlns:wp14="http://schemas.microsoft.com/office/word/2010/wordprocessingDrawing" xmlns:wp="http://schemas.openxmlformats.org/drawingml/2006/wordprocessingDrawing" xmlns:wpg="http://schemas.microsoft.com/office/word/2010/wordprocessingGroup" xmlns:wpi="http://schemas.microsoft.com/office/word/2010/wordprocessingInk" xmlns:wps="http://schemas.microsoft.com/office/word/2010/wordprocessingShape" xmlns:o="urn:schemas-microsoft-com:office:office" xmlns:v="urn:schemas-microsoft-com:vml" xmlns:w10="urn:schemas-microsoft-com:office:word" xmlns:w="http://schemas.openxmlformats.org/wordprocessingml/2006/main" xmlns:w14="http://schemas.microsoft.com/office/word/2010/wordml" xmlns:w15="http://schemas.microsoft.com/office/word/2012/wordml" xmlns:w16cex="http://schemas.microsoft.com/office/word/2018/wordml/cex" xmlns:w16cid="http://schemas.microsoft.com/office/word/2016/wordml/cid" xmlns:w16="http://schemas.microsoft.com/office/word/2018/wordml" xmlns:w16sdtdh="http://schemas.microsoft.com/office/word/2020/wordml/sdtdatahash" xmlns:w16sdtfl="http://schemas.microsoft.com/office/word/2024/wordml/sdtformatlock" xmlns:w16se="http://schemas.microsoft.com/office/word/2015/wordml/symex" xmlns:w16du="http://schemas.microsoft.com/office/word/2023/wordml/word16du" xmlns:wne="http://schemas.microsoft.com/office/word/2006/wordml" mc:Ignorable="w14 w15 w16se w16cid w16 w16cex w16sdtdh w16sdtfl w16du wp14">
   <w15:commentEx w15:paraId="00F45BF5" w15:done="0"/>
   <w15:commentEx w15:paraId="0C4E3103" w15:done="0"/>
-  <w15:commentEx w15:paraId="74954EAD" w15:done="0"/>
+  <w15:commentEx w15:paraId="3C857304" w15:done="0"/>
   <w15:commentEx w15:paraId="375F92E4" w15:done="0"/>
 </w15:commentsEx>
 </file>
@@ -5606,7 +5631,7 @@
 <w16cex:commentsExtensible xmlns:wpc="http://schemas.microsoft.com/office/word/2010/wordprocessingCanvas" xmlns:cx="http://schemas.microsoft.com/office/drawing/2014/chartex" xmlns:cx1="http://schemas.microsoft.com/office/drawing/2015/9/8/chartex" xmlns:cx2="http://schemas.microsoft.com/office/drawing/2015/10/21/chartex" xmlns:cx3="http://schemas.microsoft.com/office/drawing/2016/5/9/chartex" xmlns:cx4="http://schemas.microsoft.com/office/drawing/2016/5/10/chartex" xmlns:cx5="http://schemas.microsoft.com/office/drawing/2016/5/11/chartex" xmlns:cx6="http://schemas.microsoft.com/office/drawing/2016/5/12/chartex" xmlns:cx7="http://schemas.microsoft.com/office/drawing/2016/5/13/chartex" xmlns:cx8="http://schemas.microsoft.com/office/drawing/2016/5/14/chartex" xmlns:cr="http://schemas.microsoft.com/office/comments/2020/reactions" xmlns:mc="http://schemas.openxmlformats.org/markup-compatibility/2006" xmlns:m="http://schemas.openxmlformats.org/officeDocument/2006/math" xmlns:aink="http://schemas.microsoft.com/office/drawing/2016/ink" xmlns:am3d="http://schemas.microsoft.com/office/drawing/2017/model3d" xmlns:oel="http://schemas.microsoft.com/office/2019/extlst" xmlns:r="http://schemas.openxmlformats.org/officeDocument/2006/relationships" xmlns:wp14="http://schemas.microsoft.com/office/word/2010/wordprocessingDrawing" xmlns:wp="http://schemas.openxmlformats.org/drawingml/2006/wordprocessingDrawing" xmlns:wpg="http://schemas.microsoft.com/office/word/2010/wordprocessingGroup" xmlns:wpi="http://schemas.microsoft.com/office/word/2010/wordprocessingInk" xmlns:wps="http://schemas.microsoft.com/office/word/2010/wordprocessingShape" xmlns:o="urn:schemas-microsoft-com:office:office" xmlns:v="urn:schemas-microsoft-com:vml" xmlns:w10="urn:schemas-microsoft-com:office:word" xmlns:w="http://schemas.openxmlformats.org/wordprocessingml/2006/main" xmlns:w14="http://schemas.microsoft.com/office/word/2010/wordml" xmlns:w15="http://schemas.microsoft.com/office/word/2012/wordml" xmlns:w16cex="http://schemas.microsoft.com/office/word/2018/wordml/cex" xmlns:w16cid="http://schemas.microsoft.com/office/word/2016/wordml/cid" xmlns:w16="http://schemas.microsoft.com/office/word/2018/wordml" xmlns:w16sdtdh="http://schemas.microsoft.com/office/word/2020/wordml/sdtdatahash" xmlns:w16sdtfl="http://schemas.microsoft.com/office/word/2024/wordml/sdtformatlock" xmlns:w16se="http://schemas.microsoft.com/office/word/2015/wordml/symex" xmlns:w16du="http://schemas.microsoft.com/office/word/2023/wordml/word16du" xmlns:wne="http://schemas.microsoft.com/office/word/2006/wordml" mc:Ignorable="w14 w15 w16se w16cid w16 w16cex w16sdtdh w16sdtfl cr w16du wp14">
   <w16cex:commentExtensible w16cex:durableId="26D56C63" w16cex:dateUtc="2026-06-12T10:58:00Z"/>
   <w16cex:commentExtensible w16cex:durableId="7FD76364" w16cex:dateUtc="2026-06-12T10:57:00Z"/>
-  <w16cex:commentExtensible w16cex:durableId="31E629E2" w16cex:dateUtc="2026-06-12T10:27:00Z"/>
+  <w16cex:commentExtensible w16cex:durableId="6E1E0D9C" w16cex:dateUtc="2026-06-29T12:35:00Z"/>
   <w16cex:commentExtensible w16cex:durableId="033D1B0D" w16cex:dateUtc="2026-06-12T10:59:00Z"/>
 </w16cex:commentsExtensible>
 </file>
@@ -5615,7 +5640,7 @@
 <w16cid:commentsIds xmlns:wpc="http://schemas.microsoft.com/office/word/2010/wordprocessingCanvas" xmlns:cx="http://schemas.microsoft.com/office/drawing/2014/chartex" xmlns:cx1="http://schemas.microsoft.com/office/drawing/2015/9/8/chartex" xmlns:cx2="http://schemas.microsoft.com/office/drawing/2015/10/21/chartex" xmlns:cx3="http://schemas.microsoft.com/office/drawing/2016/5/9/chartex" xmlns:cx4="http://schemas.microsoft.com/office/drawing/2016/5/10/chartex" xmlns:cx5="http://schemas.microsoft.com/office/drawing/2016/5/11/chartex" xmlns:cx6="http://schemas.microsoft.com/office/drawing/2016/5/12/chartex" xmlns:cx7="http://schemas.microsoft.com/office/drawing/2016/5/13/chartex" xmlns:cx8="http://schemas.microsoft.com/office/drawing/2016/5/14/chartex" xmlns:mc="http://schemas.openxmlformats.org/markup-compatibility/2006" xmlns:m="http://schemas.openxmlformats.org/officeDocument/2006/math" xmlns:aink="http://schemas.microsoft.com/office/drawing/2016/ink" xmlns:am3d="http://schemas.microsoft.com/office/drawing/2017/model3d" xmlns:oel="http://schemas.microsoft.com/office/2019/extlst" xmlns:r="http://schemas.openxmlformats.org/officeDocument/2006/relationships" xmlns:wp14="http://schemas.microsoft.com/office/word/2010/wordprocessingDrawing" xmlns:wp="http://schemas.openxmlformats.org/drawingml/2006/wordprocessingDrawing" xmlns:wpg="http://schemas.microsoft.com/office/word/2010/wordprocessingGroup" xmlns:wpi="http://schemas.microsoft.com/office/word/2010/wordprocessingInk" xmlns:wps="http://schemas.microsoft.com/office/word/2010/wordprocessingShape" xmlns:o="urn:schemas-microsoft-com:office:office" xmlns:v="urn:schemas-microsoft-com:vml" xmlns:w10="urn:schemas-microsoft-com:office:word" xmlns:w="http://schemas.openxmlformats.org/wordprocessingml/2006/main" xmlns:w14="http://schemas.microsoft.com/office/word/2010/wordml" xmlns:w15="http://schemas.microsoft.com/office/word/2012/wordml" xmlns:w16cex="http://schemas.microsoft.com/office/word/2018/wordml/cex" xmlns:w16cid="http://schemas.microsoft.com/office/word/2016/wordml/cid" xmlns:w16="http://schemas.microsoft.com/office/word/2018/wordml" xmlns:w16sdtdh="http://schemas.microsoft.com/office/word/2020/wordml/sdtdatahash" xmlns:w16sdtfl="http://schemas.microsoft.com/office/word/2024/wordml/sdtformatlock" xmlns:w16se="http://schemas.microsoft.com/office/word/2015/wordml/symex" xmlns:w16du="http://schemas.microsoft.com/office/word/2023/wordml/word16du" xmlns:wne="http://schemas.microsoft.com/office/word/2006/wordml" mc:Ignorable="w14 w15 w16se w16cid w16 w16cex w16sdtdh w16sdtfl w16du wp14">
   <w16cid:commentId w16cid:paraId="00F45BF5" w16cid:durableId="26D56C63"/>
   <w16cid:commentId w16cid:paraId="0C4E3103" w16cid:durableId="7FD76364"/>
-  <w16cid:commentId w16cid:paraId="74954EAD" w16cid:durableId="31E629E2"/>
+  <w16cid:commentId w16cid:paraId="3C857304" w16cid:durableId="6E1E0D9C"/>
   <w16cid:commentId w16cid:paraId="375F92E4" w16cid:durableId="033D1B0D"/>
 </w16cid:commentsIds>
 </file>
@@ -6618,6 +6643,9 @@
 <w15:people xmlns:wpc="http://schemas.microsoft.com/office/word/2010/wordprocessingCanvas" xmlns:cx="http://schemas.microsoft.com/office/drawing/2014/chartex" xmlns:cx1="http://schemas.microsoft.com/office/drawing/2015/9/8/chartex" xmlns:cx2="http://schemas.microsoft.com/office/drawing/2015/10/21/chartex" xmlns:cx3="http://schemas.microsoft.com/office/drawing/2016/5/9/chartex" xmlns:cx4="http://schemas.microsoft.com/office/drawing/2016/5/10/chartex" xmlns:cx5="http://schemas.microsoft.com/office/drawing/2016/5/11/chartex" xmlns:cx6="http://schemas.microsoft.com/office/drawing/2016/5/12/chartex" xmlns:cx7="http://schemas.microsoft.com/office/drawing/2016/5/13/chartex" xmlns:cx8="http://schemas.microsoft.com/office/drawing/2016/5/14/chartex" xmlns:mc="http://schemas.openxmlformats.org/markup-compatibility/2006" xmlns:m="http://schemas.openxmlformats.org/officeDocument/2006/math" xmlns:aink="http://schemas.microsoft.com/office/drawing/2016/ink" xmlns:am3d="http://schemas.microsoft.com/office/drawing/2017/model3d" xmlns:oel="http://schemas.microsoft.com/office/2019/extlst" xmlns:r="http://schemas.openxmlformats.org/officeDocument/2006/relationships" xmlns:wp14="http://schemas.microsoft.com/office/word/2010/wordprocessingDrawing" xmlns:wp="http://schemas.openxmlformats.org/drawingml/2006/wordprocessingDrawing" xmlns:wpg="http://schemas.microsoft.com/office/word/2010/wordprocessingGroup" xmlns:wpi="http://schemas.microsoft.com/office/word/2010/wordprocessingInk" xmlns:wps="http://schemas.microsoft.com/office/word/2010/wordprocessingShape" xmlns:o="urn:schemas-microsoft-com:office:office" xmlns:v="urn:schemas-microsoft-com:vml" xmlns:w10="urn:schemas-microsoft-com:office:word" xmlns:w="http://schemas.openxmlformats.org/wordprocessingml/2006/main" xmlns:w14="http://schemas.microsoft.com/office/word/2010/wordml" xmlns:w15="http://schemas.microsoft.com/office/word/2012/wordml" xmlns:w16cex="http://schemas.microsoft.com/office/word/2018/wordml/cex" xmlns:w16cid="http://schemas.microsoft.com/office/word/2016/wordml/cid" xmlns:w16="http://schemas.microsoft.com/office/word/2018/wordml" xmlns:w16sdtdh="http://schemas.microsoft.com/office/word/2020/wordml/sdtdatahash" xmlns:w16sdtfl="http://schemas.microsoft.com/office/word/2024/wordml/sdtformatlock" xmlns:w16se="http://schemas.microsoft.com/office/word/2015/wordml/symex" xmlns:w16du="http://schemas.microsoft.com/office/word/2023/wordml/word16du" xmlns:wne="http://schemas.microsoft.com/office/word/2006/wordml" mc:Ignorable="w14 w15 w16se w16cid w16 w16cex w16sdtdh w16sdtfl w16du wp14">
   <w15:person w15:author="Julia Bend">
     <w15:presenceInfo w15:providerId="AD" w15:userId="S::julia.bend@abo.fi::1921bb52-5b88-4cec-9e0c-2bbd5dd299c7"/>
+  </w15:person>
+  <w15:person w15:author="Alexander Kvist">
+    <w15:presenceInfo w15:providerId="AD" w15:userId="S::alexander.kvist@ki.se::6570239d-c8aa-4c32-926e-50e329696b6d"/>
   </w15:person>
 </w15:people>
 </file>

--- a/docs/Article_fNIRS_Perceptual_2026-06-26.docx
+++ b/docs/Article_fNIRS_Perceptual_2026-06-26.docx
@@ -3959,7 +3959,23 @@
           <w:sz w:val="16"/>
           <w:szCs w:val="16"/>
         </w:rPr>
-        <w:t xml:space="preserve"> Condition channel-level effects, illustrating an increase in HbO for the high memory low perceptual load condition in BA11 and increase in BA11 but decrease in BA6 for high memory high perceptual load. Blue outline: BA6, green outline: BA11. Significant channels are indicated with a colored sphere at the midpoint of the channel.</w:t>
+        <w:t xml:space="preserve"> Condition channel-level effects, illustrating an increase in HbO for the high memory low perceptual load condition in BA11 and increase in BA11 but decrease in BA6 for high memory high perceptual load. Blue outline: BA6, </w:t>
+      </w:r>
+      <w:r>
+        <w:rPr>
+          <w:rFonts w:ascii="Times New Roman" w:hAnsi="Times New Roman" w:cs="Times New Roman"/>
+          <w:sz w:val="16"/>
+          <w:szCs w:val="16"/>
+        </w:rPr>
+        <w:t xml:space="preserve">red outline: BA10, </w:t>
+      </w:r>
+      <w:r>
+        <w:rPr>
+          <w:rFonts w:ascii="Times New Roman" w:hAnsi="Times New Roman" w:cs="Times New Roman"/>
+          <w:sz w:val="16"/>
+          <w:szCs w:val="16"/>
+        </w:rPr>
+        <w:t>green outline: BA11. Significant channels are indicated with a colored sphere at the midpoint of the channel.</w:t>
       </w:r>
     </w:p>
     <w:p>
@@ -4091,10 +4107,20 @@
         <w:pStyle w:val="Els-1storder-head"/>
       </w:pPr>
       <w:commentRangeStart w:id="3"/>
+      <w:commentRangeStart w:id="4"/>
       <w:r>
         <w:lastRenderedPageBreak/>
         <w:t>Discussion</w:t>
       </w:r>
+      <w:commentRangeEnd w:id="4"/>
+      <w:r>
+        <w:rPr>
+          <w:rStyle w:val="CommentReference"/>
+          <w:sz w:val="20"/>
+          <w:szCs w:val="20"/>
+        </w:rPr>
+        <w:commentReference w:id="4"/>
+      </w:r>
       <w:commentRangeEnd w:id="3"/>
       <w:r>
         <w:rPr>
@@ -4119,7 +4145,31 @@
           <w:sz w:val="20"/>
           <w:szCs w:val="20"/>
         </w:rPr>
-        <w:t>The working-memory manipulation was performed simultaneously with a visual-search task involving varying levels of perceptual load. Under these dual-task conditions, significant activation was observed in prefrontal channels during conditions requiring working-memory maintenance, suggesting that the paradigm successfully engaged cognitive-control and memory-related processes. However, the direct contrast between the two working-memory levels did not survive FDR correction. One possible explanation is that the difference between maintaining one versus two target letters produced only a modest increase in memory demands relative to the overall cognitive requirements of the visual-search task. Consequently, the observed activation may primarily reflect the recruitment of working-memory processes in general rather than a strong differentiation between the two memory-load levels. Future studies could employ a broader range of memory loads (e.g., one versus four or more items) to further characterize the relationship between working-memory demand and cortical activation and to increase sensitivity for detecting load-dependent effects.</w:t>
+        <w:t xml:space="preserve">The working-memory manipulation was performed simultaneously with a visual-search task involving varying levels of perceptual load. Under these dual-task conditions, significant activation was observed in prefrontal channels during conditions requiring working-memory maintenance, suggesting that the paradigm successfully engaged cognitive-control and memory-related processes. However, the direct contrast between the two working-memory levels did not survive FDR correction. </w:t>
+      </w:r>
+      <w:commentRangeStart w:id="5"/>
+      <w:r>
+        <w:rPr>
+          <w:sz w:val="20"/>
+          <w:szCs w:val="20"/>
+        </w:rPr>
+        <w:t xml:space="preserve">One possible explanation </w:t>
+      </w:r>
+      <w:commentRangeEnd w:id="5"/>
+      <w:r>
+        <w:rPr>
+          <w:rStyle w:val="CommentReference"/>
+          <w:sz w:val="20"/>
+          <w:szCs w:val="20"/>
+        </w:rPr>
+        <w:commentReference w:id="5"/>
+      </w:r>
+      <w:r>
+        <w:rPr>
+          <w:sz w:val="20"/>
+          <w:szCs w:val="20"/>
+        </w:rPr>
+        <w:t>is that the difference between maintaining one versus two target letters produced only a modest increase in memory demands relative to the overall cognitive requirements of the visual-search task. Consequently, the observed activation may primarily reflect the recruitment of working-memory processes in general rather than a strong differentiation between the two memory-load levels. Future studies could employ a broader range of memory loads (e.g., one versus four or more items) to further characterize the relationship between working-memory demand and cortical activation and to increase sensitivity for detecting load-dependent effects.</w:t>
       </w:r>
     </w:p>
     <w:p>
@@ -5599,7 +5649,7 @@
       </w:r>
     </w:p>
   </w:comment>
-  <w:comment w:id="3" w:author="Julia Bend" w:date="2026-06-12T13:59:00Z" w:initials="JB">
+  <w:comment w:id="4" w:author="Julia Bend" w:date="2026-06-12T13:59:00Z" w:initials="JB">
     <w:p>
       <w:pPr>
         <w:pStyle w:val="CommentText"/>
@@ -5612,6 +5662,224 @@
       </w:r>
       <w:r>
         <w:t>to be added</w:t>
+      </w:r>
+    </w:p>
+  </w:comment>
+  <w:comment w:id="3" w:author="Alexander Kvist" w:date="2026-06-29T17:10:00Z" w:initials="AK">
+    <w:p>
+      <w:r>
+        <w:rPr>
+          <w:rStyle w:val="CommentReference"/>
+        </w:rPr>
+        <w:annotationRef/>
+      </w:r>
+      <w:r>
+        <w:rPr>
+          <w:sz w:val="20"/>
+          <w:szCs w:val="20"/>
+        </w:rPr>
+        <w:t>Some ideas:</w:t>
+      </w:r>
+    </w:p>
+    <w:p/>
+    <w:p>
+      <w:r>
+        <w:rPr>
+          <w:sz w:val="20"/>
+          <w:szCs w:val="20"/>
+        </w:rPr>
+        <w:t>Activation was specifically located to BA11. BA11 is part of the ortibofrontal cortex (OFC), which is an area of the brain with strong connections to sensory areas and areas relating to goal-directed behavior (</w:t>
+      </w:r>
+      <w:hyperlink r:id="rId1" w:history="1">
+        <w:r>
+          <w:rPr>
+            <w:rStyle w:val="Hyperlink"/>
+            <w:sz w:val="20"/>
+            <w:szCs w:val="20"/>
+          </w:rPr>
+          <w:t>https://www.nature.com/articles/nrn1747</w:t>
+        </w:r>
+      </w:hyperlink>
+      <w:r>
+        <w:rPr>
+          <w:sz w:val="20"/>
+          <w:szCs w:val="20"/>
+        </w:rPr>
+        <w:t>). The current understanding of the OFC is that of a cognitive map encoding task states, integrating these with sensory observations, crucial for decision making (</w:t>
+      </w:r>
+      <w:hyperlink r:id="rId2" w:history="1">
+        <w:r>
+          <w:rPr>
+            <w:rStyle w:val="Hyperlink"/>
+            <w:sz w:val="20"/>
+            <w:szCs w:val="20"/>
+          </w:rPr>
+          <w:t>https://www.cell.com/neuron/fulltext/S0896-6273%2816%2930511-6</w:t>
+        </w:r>
+      </w:hyperlink>
+      <w:r>
+        <w:rPr>
+          <w:sz w:val="20"/>
+          <w:szCs w:val="20"/>
+        </w:rPr>
+        <w:t xml:space="preserve">, </w:t>
+      </w:r>
+      <w:hyperlink r:id="rId3" w:history="1">
+        <w:r>
+          <w:rPr>
+            <w:rStyle w:val="Hyperlink"/>
+            <w:sz w:val="20"/>
+            <w:szCs w:val="20"/>
+          </w:rPr>
+          <w:t>https://www.cell.com/current-biology/fulltext/S0960-9822%2825%2900155-1</w:t>
+        </w:r>
+      </w:hyperlink>
+      <w:r>
+        <w:rPr>
+          <w:sz w:val="20"/>
+          <w:szCs w:val="20"/>
+        </w:rPr>
+        <w:t xml:space="preserve">, </w:t>
+      </w:r>
+      <w:hyperlink r:id="rId4" w:history="1">
+        <w:r>
+          <w:rPr>
+            <w:rStyle w:val="Hyperlink"/>
+            <w:sz w:val="20"/>
+            <w:szCs w:val="20"/>
+          </w:rPr>
+          <w:t>https://www.cell.com/trends/neurosciences/fulltext/S0166-2236%2824%2900202-9</w:t>
+        </w:r>
+      </w:hyperlink>
+      <w:r>
+        <w:rPr>
+          <w:sz w:val="20"/>
+          <w:szCs w:val="20"/>
+        </w:rPr>
+        <w:t>).</w:t>
+      </w:r>
+    </w:p>
+    <w:p/>
+    <w:p>
+      <w:r>
+        <w:rPr>
+          <w:sz w:val="20"/>
+          <w:szCs w:val="20"/>
+        </w:rPr>
+        <w:t>While working memory is most strongly tied to BA46 in the dorsolateral PFC (</w:t>
+      </w:r>
+      <w:hyperlink r:id="rId5" w:history="1">
+        <w:r>
+          <w:rPr>
+            <w:rStyle w:val="Hyperlink"/>
+            <w:sz w:val="20"/>
+            <w:szCs w:val="20"/>
+          </w:rPr>
+          <w:t>https://onlinelibrary.wiley.com/doi/abs/10.1002/j.2040-4603.1987.tb00922.x</w:t>
+        </w:r>
+      </w:hyperlink>
+      <w:r>
+        <w:rPr>
+          <w:sz w:val="20"/>
+          <w:szCs w:val="20"/>
+        </w:rPr>
+        <w:t xml:space="preserve">, </w:t>
+      </w:r>
+      <w:hyperlink r:id="rId6" w:history="1">
+        <w:r>
+          <w:rPr>
+            <w:rStyle w:val="Hyperlink"/>
+            <w:sz w:val="20"/>
+            <w:szCs w:val="20"/>
+          </w:rPr>
+          <w:t>https://www.sciencedirect.com/science/article/pii/S0168010200002248?via%3Dihub</w:t>
+        </w:r>
+      </w:hyperlink>
+      <w:r>
+        <w:rPr>
+          <w:sz w:val="20"/>
+          <w:szCs w:val="20"/>
+        </w:rPr>
+        <w:t>), working memory tasks have been found to invoke a network including both the dorsolateral PFC as well as frontopolar areas (BA10)  (</w:t>
+      </w:r>
+      <w:hyperlink r:id="rId7" w:history="1">
+        <w:r>
+          <w:rPr>
+            <w:rStyle w:val="Hyperlink"/>
+            <w:sz w:val="20"/>
+            <w:szCs w:val="20"/>
+          </w:rPr>
+          <w:t>https://www.pnas.org/doi/10.1073/pnas.082111099?url_ver=Z39.88-2003&amp;rfr_id=ori%3Arid%3Acrossref.org&amp;rfr_dat=cr_pub++0pubmed</w:t>
+        </w:r>
+      </w:hyperlink>
+      <w:r>
+        <w:rPr>
+          <w:sz w:val="20"/>
+          <w:szCs w:val="20"/>
+        </w:rPr>
+        <w:t>). While activation was tied to the neighboring BA11 in this study, head geometry variation and positioning error might mean that signal from BA10 also contributed to observed effect.</w:t>
+      </w:r>
+    </w:p>
+    <w:p/>
+    <w:p>
+      <w:r>
+        <w:rPr>
+          <w:sz w:val="20"/>
+          <w:szCs w:val="20"/>
+        </w:rPr>
+        <w:t>Looking specifically at BA11 and the orbitofrontal cortex, there is some evidence that implicate the region in higher-order coordination of working memory tasks (</w:t>
+      </w:r>
+      <w:hyperlink r:id="rId8" w:history="1">
+        <w:r>
+          <w:rPr>
+            <w:rStyle w:val="Hyperlink"/>
+            <w:sz w:val="20"/>
+            <w:szCs w:val="20"/>
+          </w:rPr>
+          <w:t>https://pmc.ncbi.nlm.nih.gov/articles/PMC3059885/</w:t>
+        </w:r>
+      </w:hyperlink>
+      <w:r>
+        <w:rPr>
+          <w:sz w:val="20"/>
+          <w:szCs w:val="20"/>
+        </w:rPr>
+        <w:t>), and some fNIRS studies have found activation in BA11 during working memory overload tasks (</w:t>
+      </w:r>
+      <w:hyperlink r:id="rId9" w:history="1">
+        <w:r>
+          <w:rPr>
+            <w:rStyle w:val="Hyperlink"/>
+            <w:sz w:val="20"/>
+            <w:szCs w:val="20"/>
+          </w:rPr>
+          <w:t>https://link.springer.com/article/10.3758/s13421-025-01746-5</w:t>
+        </w:r>
+      </w:hyperlink>
+      <w:r>
+        <w:rPr>
+          <w:sz w:val="20"/>
+          <w:szCs w:val="20"/>
+        </w:rPr>
+        <w:t>).</w:t>
+      </w:r>
+    </w:p>
+    <w:p/>
+  </w:comment>
+  <w:comment w:id="5" w:author="Alexander Kvist" w:date="2026-06-29T15:45:00Z" w:initials="AK">
+    <w:p>
+      <w:r>
+        <w:rPr>
+          <w:rStyle w:val="CommentReference"/>
+        </w:rPr>
+        <w:annotationRef/>
+      </w:r>
+      <w:r>
+        <w:rPr>
+          <w:sz w:val="20"/>
+          <w:szCs w:val="20"/>
+        </w:rPr>
+        <w:t>I think this is a very fair explanation, yes.</w:t>
       </w:r>
     </w:p>
   </w:comment>
@@ -5624,6 +5892,8 @@
   <w15:commentEx w15:paraId="0C4E3103" w15:done="0"/>
   <w15:commentEx w15:paraId="3C857304" w15:done="0"/>
   <w15:commentEx w15:paraId="375F92E4" w15:done="0"/>
+  <w15:commentEx w15:paraId="6F365303" w15:done="0"/>
+  <w15:commentEx w15:paraId="1CA4E6F2" w15:done="0"/>
 </w15:commentsEx>
 </file>
 
@@ -5633,6 +5903,8 @@
   <w16cex:commentExtensible w16cex:durableId="7FD76364" w16cex:dateUtc="2026-06-12T10:57:00Z"/>
   <w16cex:commentExtensible w16cex:durableId="6E1E0D9C" w16cex:dateUtc="2026-06-29T12:35:00Z"/>
   <w16cex:commentExtensible w16cex:durableId="033D1B0D" w16cex:dateUtc="2026-06-12T10:59:00Z"/>
+  <w16cex:commentExtensible w16cex:durableId="37EC59B3" w16cex:dateUtc="2026-06-29T15:10:00Z"/>
+  <w16cex:commentExtensible w16cex:durableId="3C2FE64F" w16cex:dateUtc="2026-06-29T13:45:00Z"/>
 </w16cex:commentsExtensible>
 </file>
 
@@ -5642,6 +5914,8 @@
   <w16cid:commentId w16cid:paraId="0C4E3103" w16cid:durableId="7FD76364"/>
   <w16cid:commentId w16cid:paraId="3C857304" w16cid:durableId="6E1E0D9C"/>
   <w16cid:commentId w16cid:paraId="375F92E4" w16cid:durableId="033D1B0D"/>
+  <w16cid:commentId w16cid:paraId="6F365303" w16cid:durableId="37EC59B3"/>
+  <w16cid:commentId w16cid:paraId="1CA4E6F2" w16cid:durableId="3C2FE64F"/>
 </w16cid:commentsIds>
 </file>
 

--- a/docs/Article_fNIRS_Perceptual_2026-06-26.docx
+++ b/docs/Article_fNIRS_Perceptual_2026-06-26.docx
@@ -1677,7 +1677,37 @@
           <w:szCs w:val="20"/>
           <w:lang w:eastAsia="de-DE"/>
         </w:rPr>
-        <w:t>) in a series of Jupyter notebooks that can be run interactively. All data preparation and analysis was performed in Python (v3.14.5) using MNE (v1.12.1) (ref), MNE-BIDS (v</w:t>
+        <w:t>) in a series of Jupyter notebooks that can be run interactively. All data preparation and analysis was performed in Python (v3.14.5) using MNE (v1.12.1) (</w:t>
+      </w:r>
+      <w:commentRangeStart w:id="2"/>
+      <w:r>
+        <w:rPr>
+          <w:rFonts w:ascii="Times New Roman" w:hAnsi="Times New Roman" w:cs="Times New Roman"/>
+          <w:sz w:val="20"/>
+          <w:szCs w:val="20"/>
+          <w:lang w:eastAsia="de-DE"/>
+        </w:rPr>
+        <w:t>ref</w:t>
+      </w:r>
+      <w:commentRangeEnd w:id="2"/>
+      <w:r>
+        <w:rPr>
+          <w:rStyle w:val="CommentReference"/>
+          <w:rFonts w:ascii="Times New Roman" w:hAnsi="Times New Roman" w:cs="Times New Roman"/>
+          <w:sz w:val="20"/>
+          <w:szCs w:val="20"/>
+          <w:lang w:eastAsia="de-DE"/>
+        </w:rPr>
+        <w:commentReference w:id="2"/>
+      </w:r>
+      <w:r>
+        <w:rPr>
+          <w:rFonts w:ascii="Times New Roman" w:hAnsi="Times New Roman" w:cs="Times New Roman"/>
+          <w:sz w:val="20"/>
+          <w:szCs w:val="20"/>
+          <w:lang w:eastAsia="de-DE"/>
+        </w:rPr>
+        <w:t>), MNE-BIDS (v</w:t>
       </w:r>
       <w:r>
         <w:rPr>
@@ -1726,7 +1756,67 @@
           <w:szCs w:val="20"/>
           <w:lang w:eastAsia="de-DE"/>
         </w:rPr>
-        <w:t xml:space="preserve">The dataset is available at OpenNeuro (ref) (link) in BIDS (ref) format. The BIDS dataset was prepared using MNE-NIRS </w:t>
+        <w:t>The dataset is available at OpenNeuro (</w:t>
+      </w:r>
+      <w:commentRangeStart w:id="3"/>
+      <w:r>
+        <w:rPr>
+          <w:rFonts w:ascii="Times New Roman" w:hAnsi="Times New Roman" w:cs="Times New Roman"/>
+          <w:sz w:val="20"/>
+          <w:szCs w:val="20"/>
+          <w:lang w:eastAsia="de-DE"/>
+        </w:rPr>
+        <w:t>ref</w:t>
+      </w:r>
+      <w:commentRangeEnd w:id="3"/>
+      <w:r>
+        <w:rPr>
+          <w:rStyle w:val="CommentReference"/>
+          <w:rFonts w:ascii="Times New Roman" w:hAnsi="Times New Roman" w:cs="Times New Roman"/>
+          <w:sz w:val="20"/>
+          <w:szCs w:val="20"/>
+          <w:lang w:eastAsia="de-DE"/>
+        </w:rPr>
+        <w:commentReference w:id="3"/>
+      </w:r>
+      <w:r>
+        <w:rPr>
+          <w:rFonts w:ascii="Times New Roman" w:hAnsi="Times New Roman" w:cs="Times New Roman"/>
+          <w:sz w:val="20"/>
+          <w:szCs w:val="20"/>
+          <w:lang w:eastAsia="de-DE"/>
+        </w:rPr>
+        <w:t>) (link) in BIDS (</w:t>
+      </w:r>
+      <w:commentRangeStart w:id="4"/>
+      <w:r>
+        <w:rPr>
+          <w:rFonts w:ascii="Times New Roman" w:hAnsi="Times New Roman" w:cs="Times New Roman"/>
+          <w:sz w:val="20"/>
+          <w:szCs w:val="20"/>
+          <w:lang w:eastAsia="de-DE"/>
+        </w:rPr>
+        <w:t>ref</w:t>
+      </w:r>
+      <w:commentRangeEnd w:id="4"/>
+      <w:r>
+        <w:rPr>
+          <w:rStyle w:val="CommentReference"/>
+          <w:rFonts w:ascii="Times New Roman" w:hAnsi="Times New Roman" w:cs="Times New Roman"/>
+          <w:sz w:val="20"/>
+          <w:szCs w:val="20"/>
+          <w:lang w:eastAsia="de-DE"/>
+        </w:rPr>
+        <w:commentReference w:id="4"/>
+      </w:r>
+      <w:r>
+        <w:rPr>
+          <w:rFonts w:ascii="Times New Roman" w:hAnsi="Times New Roman" w:cs="Times New Roman"/>
+          <w:sz w:val="20"/>
+          <w:szCs w:val="20"/>
+          <w:lang w:eastAsia="de-DE"/>
+        </w:rPr>
+        <w:t xml:space="preserve">) format. The BIDS dataset was prepared using MNE-NIRS </w:t>
       </w:r>
       <w:r>
         <w:rPr>
@@ -2099,7 +2189,37 @@
           <w:lang w:eastAsia="de-DE"/>
         </w:rPr>
         <w:lastRenderedPageBreak/>
-        <w:t>First, raw data was converted into optical density and then into changes of oxygenated (HbO) and deoxygenated hemoglobin (HbR) using the modified Beer-Lambert law (ref) with the partial path-length factor (PPF) set to a default value of 0.1.</w:t>
+        <w:t>First, raw data was converted into optical density and then into changes of oxygenated (HbO) and deoxygenated hemoglobin (HbR) using the modified Beer-Lambert law (</w:t>
+      </w:r>
+      <w:commentRangeStart w:id="5"/>
+      <w:r>
+        <w:rPr>
+          <w:rFonts w:ascii="Times New Roman" w:hAnsi="Times New Roman" w:cs="Times New Roman"/>
+          <w:sz w:val="20"/>
+          <w:szCs w:val="20"/>
+          <w:lang w:eastAsia="de-DE"/>
+        </w:rPr>
+        <w:t>ref</w:t>
+      </w:r>
+      <w:commentRangeEnd w:id="5"/>
+      <w:r>
+        <w:rPr>
+          <w:rStyle w:val="CommentReference"/>
+          <w:rFonts w:ascii="Times New Roman" w:hAnsi="Times New Roman" w:cs="Times New Roman"/>
+          <w:sz w:val="20"/>
+          <w:szCs w:val="20"/>
+          <w:lang w:eastAsia="de-DE"/>
+        </w:rPr>
+        <w:commentReference w:id="5"/>
+      </w:r>
+      <w:r>
+        <w:rPr>
+          <w:rFonts w:ascii="Times New Roman" w:hAnsi="Times New Roman" w:cs="Times New Roman"/>
+          <w:sz w:val="20"/>
+          <w:szCs w:val="20"/>
+          <w:lang w:eastAsia="de-DE"/>
+        </w:rPr>
+        <w:t>) with the partial path-length factor (PPF) set to a default value of 0.1.</w:t>
       </w:r>
     </w:p>
     <w:p>
@@ -2130,7 +2250,67 @@
           <w:szCs w:val="20"/>
           <w:lang w:eastAsia="de-DE"/>
         </w:rPr>
-        <w:t>Subject-level design matrices for GLM analysis included experimental condition HRF regressors (Glover) and a boxcar regressor for the protocol pause. Cosine drift regressors were added, with cutoff frequency 0.0295 Hz based on the longest inter-stimulus interval period. Short separation regressors were added as the mean of all short separation channels. Finally, accelerometer and gyroscope regressors were added via TCCA (ref). Variance inflation factors (VIFs) (ref) were calculated to characterize collinearity of regressors. Subject-level GLM estimates were saved for further statistical analysis.</w:t>
+        <w:t>Subject-level design matrices for GLM analysis included experimental condition HRF regressors (Glover) and a boxcar regressor for the protocol pause. Cosine drift regressors were added, with cutoff frequency 0.0295 Hz based on the longest inter-stimulus interval period. Short separation regressors were added as the mean of all short separation channels. Finally, accelerometer and gyroscope regressors were added via TCCA (</w:t>
+      </w:r>
+      <w:commentRangeStart w:id="6"/>
+      <w:r>
+        <w:rPr>
+          <w:rFonts w:ascii="Times New Roman" w:hAnsi="Times New Roman" w:cs="Times New Roman"/>
+          <w:sz w:val="20"/>
+          <w:szCs w:val="20"/>
+          <w:lang w:eastAsia="de-DE"/>
+        </w:rPr>
+        <w:t>ref</w:t>
+      </w:r>
+      <w:commentRangeEnd w:id="6"/>
+      <w:r>
+        <w:rPr>
+          <w:rStyle w:val="CommentReference"/>
+          <w:rFonts w:ascii="Times New Roman" w:hAnsi="Times New Roman" w:cs="Times New Roman"/>
+          <w:sz w:val="20"/>
+          <w:szCs w:val="20"/>
+          <w:lang w:eastAsia="de-DE"/>
+        </w:rPr>
+        <w:commentReference w:id="6"/>
+      </w:r>
+      <w:r>
+        <w:rPr>
+          <w:rFonts w:ascii="Times New Roman" w:hAnsi="Times New Roman" w:cs="Times New Roman"/>
+          <w:sz w:val="20"/>
+          <w:szCs w:val="20"/>
+          <w:lang w:eastAsia="de-DE"/>
+        </w:rPr>
+        <w:t>). Variance inflation factors (VIFs) (</w:t>
+      </w:r>
+      <w:commentRangeStart w:id="7"/>
+      <w:r>
+        <w:rPr>
+          <w:rFonts w:ascii="Times New Roman" w:hAnsi="Times New Roman" w:cs="Times New Roman"/>
+          <w:sz w:val="20"/>
+          <w:szCs w:val="20"/>
+          <w:lang w:eastAsia="de-DE"/>
+        </w:rPr>
+        <w:t>ref</w:t>
+      </w:r>
+      <w:commentRangeEnd w:id="7"/>
+      <w:r>
+        <w:rPr>
+          <w:rStyle w:val="CommentReference"/>
+          <w:rFonts w:ascii="Times New Roman" w:hAnsi="Times New Roman" w:cs="Times New Roman"/>
+          <w:sz w:val="20"/>
+          <w:szCs w:val="20"/>
+          <w:lang w:eastAsia="de-DE"/>
+        </w:rPr>
+        <w:commentReference w:id="7"/>
+      </w:r>
+      <w:r>
+        <w:rPr>
+          <w:rFonts w:ascii="Times New Roman" w:hAnsi="Times New Roman" w:cs="Times New Roman"/>
+          <w:sz w:val="20"/>
+          <w:szCs w:val="20"/>
+          <w:lang w:eastAsia="de-DE"/>
+        </w:rPr>
+        <w:t>) were calculated to characterize collinearity of regressors. Subject-level GLM estimates were saved for further statistical analysis.</w:t>
       </w:r>
     </w:p>
     <w:p>
@@ -2160,7 +2340,37 @@
           <w:szCs w:val="20"/>
           <w:lang w:eastAsia="de-DE"/>
         </w:rPr>
-        <w:t>Channel quality was evaluated for each participant via scalp coupling index (SCI) (ref)</w:t>
+        <w:t>Channel quality was evaluated for each participant via scalp coupling index (SCI) (</w:t>
+      </w:r>
+      <w:commentRangeStart w:id="8"/>
+      <w:r>
+        <w:rPr>
+          <w:rFonts w:ascii="Times New Roman" w:hAnsi="Times New Roman" w:cs="Times New Roman"/>
+          <w:sz w:val="20"/>
+          <w:szCs w:val="20"/>
+          <w:lang w:eastAsia="de-DE"/>
+        </w:rPr>
+        <w:t>ref</w:t>
+      </w:r>
+      <w:commentRangeEnd w:id="8"/>
+      <w:r>
+        <w:rPr>
+          <w:rStyle w:val="CommentReference"/>
+          <w:rFonts w:ascii="Times New Roman" w:hAnsi="Times New Roman" w:cs="Times New Roman"/>
+          <w:sz w:val="20"/>
+          <w:szCs w:val="20"/>
+          <w:lang w:eastAsia="de-DE"/>
+        </w:rPr>
+        <w:commentReference w:id="8"/>
+      </w:r>
+      <w:r>
+        <w:rPr>
+          <w:rFonts w:ascii="Times New Roman" w:hAnsi="Times New Roman" w:cs="Times New Roman"/>
+          <w:sz w:val="20"/>
+          <w:szCs w:val="20"/>
+          <w:lang w:eastAsia="de-DE"/>
+        </w:rPr>
+        <w:t>)</w:t>
       </w:r>
       <w:r>
         <w:rPr>
@@ -2553,7 +2763,67 @@
           <w:szCs w:val="20"/>
           <w:lang w:eastAsia="de-DE"/>
         </w:rPr>
-        <w:t>), with FreeSurfer (ref) anatomical regions from the PALS-B12 atlas (ref) highlighted.</w:t>
+        <w:t>), with FreeSurfer (</w:t>
+      </w:r>
+      <w:commentRangeStart w:id="9"/>
+      <w:r>
+        <w:rPr>
+          <w:rFonts w:ascii="Times New Roman" w:hAnsi="Times New Roman" w:cs="Times New Roman"/>
+          <w:sz w:val="20"/>
+          <w:szCs w:val="20"/>
+          <w:lang w:eastAsia="de-DE"/>
+        </w:rPr>
+        <w:t>ref</w:t>
+      </w:r>
+      <w:commentRangeEnd w:id="9"/>
+      <w:r>
+        <w:rPr>
+          <w:rStyle w:val="CommentReference"/>
+          <w:rFonts w:ascii="Times New Roman" w:hAnsi="Times New Roman" w:cs="Times New Roman"/>
+          <w:sz w:val="20"/>
+          <w:szCs w:val="20"/>
+          <w:lang w:eastAsia="de-DE"/>
+        </w:rPr>
+        <w:commentReference w:id="9"/>
+      </w:r>
+      <w:r>
+        <w:rPr>
+          <w:rFonts w:ascii="Times New Roman" w:hAnsi="Times New Roman" w:cs="Times New Roman"/>
+          <w:sz w:val="20"/>
+          <w:szCs w:val="20"/>
+          <w:lang w:eastAsia="de-DE"/>
+        </w:rPr>
+        <w:t>) anatomical regions from the PALS-B12 atlas (</w:t>
+      </w:r>
+      <w:commentRangeStart w:id="10"/>
+      <w:r>
+        <w:rPr>
+          <w:rFonts w:ascii="Times New Roman" w:hAnsi="Times New Roman" w:cs="Times New Roman"/>
+          <w:sz w:val="20"/>
+          <w:szCs w:val="20"/>
+          <w:lang w:eastAsia="de-DE"/>
+        </w:rPr>
+        <w:t>ref</w:t>
+      </w:r>
+      <w:commentRangeEnd w:id="10"/>
+      <w:r>
+        <w:rPr>
+          <w:rStyle w:val="CommentReference"/>
+          <w:rFonts w:ascii="Times New Roman" w:hAnsi="Times New Roman" w:cs="Times New Roman"/>
+          <w:sz w:val="20"/>
+          <w:szCs w:val="20"/>
+          <w:lang w:eastAsia="de-DE"/>
+        </w:rPr>
+        <w:commentReference w:id="10"/>
+      </w:r>
+      <w:r>
+        <w:rPr>
+          <w:rFonts w:ascii="Times New Roman" w:hAnsi="Times New Roman" w:cs="Times New Roman"/>
+          <w:sz w:val="20"/>
+          <w:szCs w:val="20"/>
+          <w:lang w:eastAsia="de-DE"/>
+        </w:rPr>
+        <w:t>) highlighted.</w:t>
       </w:r>
     </w:p>
     <w:p/>
@@ -3817,7 +4087,7 @@
           <w:szCs w:val="20"/>
         </w:rPr>
       </w:pPr>
-      <w:commentRangeStart w:id="2"/>
+      <w:commentRangeStart w:id="11"/>
       <w:r>
         <w:rPr>
           <w:sz w:val="20"/>
@@ -3825,14 +4095,14 @@
         </w:rPr>
         <w:t>Taken together</w:t>
       </w:r>
-      <w:commentRangeEnd w:id="2"/>
+      <w:commentRangeEnd w:id="11"/>
       <w:r>
         <w:rPr>
           <w:rStyle w:val="CommentReference"/>
           <w:sz w:val="20"/>
           <w:szCs w:val="20"/>
         </w:rPr>
-        <w:commentReference w:id="2"/>
+        <w:commentReference w:id="11"/>
       </w:r>
       <w:r>
         <w:rPr>
@@ -4106,29 +4376,29 @@
       <w:pPr>
         <w:pStyle w:val="Els-1storder-head"/>
       </w:pPr>
-      <w:commentRangeStart w:id="3"/>
-      <w:commentRangeStart w:id="4"/>
+      <w:commentRangeStart w:id="12"/>
+      <w:commentRangeStart w:id="13"/>
       <w:r>
         <w:lastRenderedPageBreak/>
         <w:t>Discussion</w:t>
       </w:r>
-      <w:commentRangeEnd w:id="4"/>
+      <w:commentRangeEnd w:id="13"/>
       <w:r>
         <w:rPr>
           <w:rStyle w:val="CommentReference"/>
           <w:sz w:val="20"/>
           <w:szCs w:val="20"/>
         </w:rPr>
-        <w:commentReference w:id="4"/>
-      </w:r>
-      <w:commentRangeEnd w:id="3"/>
+        <w:commentReference w:id="13"/>
+      </w:r>
+      <w:commentRangeEnd w:id="12"/>
       <w:r>
         <w:rPr>
           <w:rStyle w:val="CommentReference"/>
           <w:sz w:val="20"/>
           <w:szCs w:val="20"/>
         </w:rPr>
-        <w:commentReference w:id="3"/>
+        <w:commentReference w:id="12"/>
       </w:r>
     </w:p>
     <w:p>
@@ -4147,7 +4417,7 @@
         </w:rPr>
         <w:t xml:space="preserve">The working-memory manipulation was performed simultaneously with a visual-search task involving varying levels of perceptual load. Under these dual-task conditions, significant activation was observed in prefrontal channels during conditions requiring working-memory maintenance, suggesting that the paradigm successfully engaged cognitive-control and memory-related processes. However, the direct contrast between the two working-memory levels did not survive FDR correction. </w:t>
       </w:r>
-      <w:commentRangeStart w:id="5"/>
+      <w:commentRangeStart w:id="14"/>
       <w:r>
         <w:rPr>
           <w:sz w:val="20"/>
@@ -4155,14 +4425,14 @@
         </w:rPr>
         <w:t xml:space="preserve">One possible explanation </w:t>
       </w:r>
-      <w:commentRangeEnd w:id="5"/>
+      <w:commentRangeEnd w:id="14"/>
       <w:r>
         <w:rPr>
           <w:rStyle w:val="CommentReference"/>
           <w:sz w:val="20"/>
           <w:szCs w:val="20"/>
         </w:rPr>
-        <w:commentReference w:id="5"/>
+        <w:commentReference w:id="14"/>
       </w:r>
       <w:r>
         <w:rPr>
@@ -5632,7 +5902,7 @@
       </w:r>
     </w:p>
   </w:comment>
-  <w:comment w:id="2" w:author="Alexander Kvist" w:date="2026-06-29T14:35:00Z" w:initials="AK">
+  <w:comment w:id="2" w:author="Alexander Kvist" w:date="2026-06-29T17:15:00Z" w:initials="AK">
     <w:p>
       <w:r>
         <w:rPr>
@@ -5645,11 +5915,264 @@
           <w:sz w:val="20"/>
           <w:szCs w:val="20"/>
         </w:rPr>
+        <w:t xml:space="preserve">Gramfort, A., Luessi, M., Larson, E., Engemann, D., Strohmeier, D., Brodbeck, C., Goj, R., Jas, M., Brooks, T., Parkkonen, L., &amp; Hämäläinen, M. (2013). MEG and EEG data analysis with MNE-Python. Frontiers in Neuroscience, 7. </w:t>
+      </w:r>
+      <w:hyperlink r:id="rId1" w:history="1">
+        <w:r>
+          <w:rPr>
+            <w:rStyle w:val="Hyperlink"/>
+            <w:sz w:val="20"/>
+            <w:szCs w:val="20"/>
+          </w:rPr>
+          <w:t>https://www.frontiersin.org/articles/10.3389/fnins.2013.00267</w:t>
+        </w:r>
+      </w:hyperlink>
+    </w:p>
+  </w:comment>
+  <w:comment w:id="3" w:author="Alexander Kvist" w:date="2026-06-29T17:15:00Z" w:initials="AK">
+    <w:p>
+      <w:r>
+        <w:rPr>
+          <w:rStyle w:val="CommentReference"/>
+        </w:rPr>
+        <w:annotationRef/>
+      </w:r>
+      <w:r>
+        <w:rPr>
+          <w:sz w:val="20"/>
+          <w:szCs w:val="20"/>
+        </w:rPr>
+        <w:t xml:space="preserve">Markiewicz, C. J., Gorgolewski, K. J., Feingold, F., Blair, R., Halchenko, Y. O., Miller, E., Hardcastle, N., Wexler, J., Esteban, O., Goncavles, M., Jwa, A., &amp; Poldrack, R. (2021). The OpenNeuro resource for sharing of neuroscience data. eLife, 10, e71774. </w:t>
+      </w:r>
+      <w:hyperlink r:id="rId2" w:history="1">
+        <w:r>
+          <w:rPr>
+            <w:rStyle w:val="Hyperlink"/>
+            <w:sz w:val="20"/>
+            <w:szCs w:val="20"/>
+          </w:rPr>
+          <w:t>https://doi.org/10.7554/eLife.71774</w:t>
+        </w:r>
+      </w:hyperlink>
+    </w:p>
+  </w:comment>
+  <w:comment w:id="4" w:author="Alexander Kvist" w:date="2026-06-29T17:15:00Z" w:initials="AK">
+    <w:p>
+      <w:r>
+        <w:rPr>
+          <w:rStyle w:val="CommentReference"/>
+        </w:rPr>
+        <w:annotationRef/>
+      </w:r>
+      <w:r>
+        <w:rPr>
+          <w:sz w:val="20"/>
+          <w:szCs w:val="20"/>
+        </w:rPr>
+        <w:t>Luke, R., Oostenveld, R., Cockx, H., Niso, G., Shader, M. J., Orihuela-Espina, F., Innes-Brown, H., Tucker, S., Boas, D., Yücel, M. A., &amp; others. (2025). NIRS-BIDS: brain imaging data structure extended to near-infrared spectroscopy. Scientific Data, 12(1), 159.</w:t>
+      </w:r>
+    </w:p>
+  </w:comment>
+  <w:comment w:id="5" w:author="Alexander Kvist" w:date="2026-06-29T17:19:00Z" w:initials="AK">
+    <w:p>
+      <w:r>
+        <w:rPr>
+          <w:rStyle w:val="CommentReference"/>
+        </w:rPr>
+        <w:annotationRef/>
+      </w:r>
+      <w:r>
+        <w:rPr>
+          <w:sz w:val="20"/>
+          <w:szCs w:val="20"/>
+        </w:rPr>
+        <w:t xml:space="preserve">Delpy, D. T., Cope, M., van der Zee, P., Arridge, S., Wray, S., &amp; Wyatt, J. (1988). Estimation of optical pathlength through tissue from direct time of flight measurement. Physics in Medicine and Biology, 33(12), 1433–1442. </w:t>
+      </w:r>
+      <w:hyperlink r:id="rId3" w:history="1">
+        <w:r>
+          <w:rPr>
+            <w:rStyle w:val="Hyperlink"/>
+            <w:sz w:val="20"/>
+            <w:szCs w:val="20"/>
+          </w:rPr>
+          <w:t>https://doi.org/10.1088/0031-9155/33/12/008</w:t>
+        </w:r>
+      </w:hyperlink>
+    </w:p>
+    <w:p/>
+  </w:comment>
+  <w:comment w:id="6" w:author="Alexander Kvist" w:date="2026-06-29T17:19:00Z" w:initials="AK">
+    <w:p>
+      <w:r>
+        <w:rPr>
+          <w:rStyle w:val="CommentReference"/>
+        </w:rPr>
+        <w:annotationRef/>
+      </w:r>
+      <w:r>
+        <w:rPr>
+          <w:sz w:val="20"/>
+          <w:szCs w:val="20"/>
+        </w:rPr>
+        <w:t xml:space="preserve">von Lühmann, A., Li, X., Müller, K.-R., Boas, D. A., &amp; Yücel, M. A. (2020). Improved physiological noise regression in fNIRS: A multimodal extension of the General Linear Model using temporally embedded Canonical Correlation Analysis. NeuroImage, 208, 116472. </w:t>
+      </w:r>
+      <w:hyperlink r:id="rId4" w:history="1">
+        <w:r>
+          <w:rPr>
+            <w:rStyle w:val="Hyperlink"/>
+            <w:sz w:val="20"/>
+            <w:szCs w:val="20"/>
+          </w:rPr>
+          <w:t>https://doi.org/10.1016/j.neuroimage.2019.116472</w:t>
+        </w:r>
+      </w:hyperlink>
+    </w:p>
+    <w:p/>
+  </w:comment>
+  <w:comment w:id="7" w:author="Alexander Kvist" w:date="2026-06-29T17:17:00Z" w:initials="AK">
+    <w:p>
+      <w:r>
+        <w:rPr>
+          <w:rStyle w:val="CommentReference"/>
+        </w:rPr>
+        <w:annotationRef/>
+      </w:r>
+      <w:r>
+        <w:rPr>
+          <w:sz w:val="20"/>
+          <w:szCs w:val="20"/>
+        </w:rPr>
+        <w:t xml:space="preserve">Mumford, J. A., Poline, J.-B., &amp; Poldrack, R. A. (2015). Orthogonalization of Regressors in fMRI Models. PLoS ONE, 10(4), e0126255. </w:t>
+      </w:r>
+      <w:hyperlink r:id="rId5" w:history="1">
+        <w:r>
+          <w:rPr>
+            <w:rStyle w:val="Hyperlink"/>
+            <w:sz w:val="20"/>
+            <w:szCs w:val="20"/>
+          </w:rPr>
+          <w:t>https://doi.org/10.1371/journal.pone.0126255</w:t>
+        </w:r>
+      </w:hyperlink>
+    </w:p>
+  </w:comment>
+  <w:comment w:id="8" w:author="Alexander Kvist" w:date="2026-06-29T17:19:00Z" w:initials="AK">
+    <w:p>
+      <w:pPr>
+        <w:rPr>
+          <w:sz w:val="20"/>
+          <w:szCs w:val="20"/>
+        </w:rPr>
+      </w:pPr>
+      <w:r>
+        <w:rPr>
+          <w:rStyle w:val="CommentReference"/>
+        </w:rPr>
+        <w:annotationRef/>
+      </w:r>
+    </w:p>
+    <w:p>
+      <w:r>
+        <w:rPr>
+          <w:sz w:val="20"/>
+          <w:szCs w:val="20"/>
+        </w:rPr>
+        <w:t xml:space="preserve">Pollonini, L., Bortfeld, H., &amp; Oghalai, J. S. (2016). PHOEBE: A method for real time mapping of optodes-scalp coupling in functional near-infrared spectroscopy. Biomedical Optics Express, 7(12), 5104–5119. </w:t>
+      </w:r>
+      <w:hyperlink r:id="rId6" w:history="1">
+        <w:r>
+          <w:rPr>
+            <w:rStyle w:val="Hyperlink"/>
+            <w:sz w:val="20"/>
+            <w:szCs w:val="20"/>
+          </w:rPr>
+          <w:t>https://doi.org/10.1364/BOE.7.005104</w:t>
+        </w:r>
+      </w:hyperlink>
+    </w:p>
+    <w:p/>
+  </w:comment>
+  <w:comment w:id="9" w:author="Alexander Kvist" w:date="2026-06-29T17:20:00Z" w:initials="AK">
+    <w:p>
+      <w:pPr>
+        <w:rPr>
+          <w:sz w:val="20"/>
+          <w:szCs w:val="20"/>
+        </w:rPr>
+      </w:pPr>
+      <w:r>
+        <w:rPr>
+          <w:rStyle w:val="CommentReference"/>
+        </w:rPr>
+        <w:annotationRef/>
+      </w:r>
+    </w:p>
+    <w:p>
+      <w:r>
+        <w:rPr>
+          <w:sz w:val="20"/>
+          <w:szCs w:val="20"/>
+        </w:rPr>
+        <w:t xml:space="preserve">Fischl, B. (2012). FreeSurfer. NeuroImage, 20 YEARS OF fMRI, 62(2), 774–781. </w:t>
+      </w:r>
+      <w:hyperlink r:id="rId7" w:history="1">
+        <w:r>
+          <w:rPr>
+            <w:rStyle w:val="Hyperlink"/>
+            <w:sz w:val="20"/>
+            <w:szCs w:val="20"/>
+          </w:rPr>
+          <w:t>https://doi.org/10.1016/j.neuroimage.2012.01.021</w:t>
+        </w:r>
+      </w:hyperlink>
+    </w:p>
+  </w:comment>
+  <w:comment w:id="10" w:author="Alexander Kvist" w:date="2026-06-29T17:22:00Z" w:initials="AK">
+    <w:p>
+      <w:r>
+        <w:rPr>
+          <w:rStyle w:val="CommentReference"/>
+        </w:rPr>
+        <w:annotationRef/>
+      </w:r>
+      <w:r>
+        <w:rPr>
+          <w:sz w:val="20"/>
+          <w:szCs w:val="20"/>
+        </w:rPr>
+        <w:t xml:space="preserve">Van Essen, D. C. (2005). A Population-Average, Landmark- and Surface-based (PALS) atlas of human cerebral cortex. NeuroImage, 28(3), 635–662. </w:t>
+      </w:r>
+      <w:hyperlink r:id="rId8" w:history="1">
+        <w:r>
+          <w:rPr>
+            <w:rStyle w:val="Hyperlink"/>
+            <w:sz w:val="20"/>
+            <w:szCs w:val="20"/>
+          </w:rPr>
+          <w:t>https://doi.org/10.1016/j.neuroimage.2005.06.058</w:t>
+        </w:r>
+      </w:hyperlink>
+    </w:p>
+    <w:p/>
+  </w:comment>
+  <w:comment w:id="11" w:author="Alexander Kvist" w:date="2026-06-29T14:35:00Z" w:initials="AK">
+    <w:p>
+      <w:r>
+        <w:rPr>
+          <w:rStyle w:val="CommentReference"/>
+        </w:rPr>
+        <w:annotationRef/>
+      </w:r>
+      <w:r>
+        <w:rPr>
+          <w:sz w:val="20"/>
+          <w:szCs w:val="20"/>
+        </w:rPr>
         <w:t>Move to discussion?</w:t>
       </w:r>
     </w:p>
   </w:comment>
-  <w:comment w:id="4" w:author="Julia Bend" w:date="2026-06-12T13:59:00Z" w:initials="JB">
+  <w:comment w:id="13" w:author="Julia Bend" w:date="2026-06-12T13:59:00Z" w:initials="JB">
     <w:p>
       <w:pPr>
         <w:pStyle w:val="CommentText"/>
@@ -5665,7 +6188,7 @@
       </w:r>
     </w:p>
   </w:comment>
-  <w:comment w:id="3" w:author="Alexander Kvist" w:date="2026-06-29T17:10:00Z" w:initials="AK">
+  <w:comment w:id="12" w:author="Alexander Kvist" w:date="2026-06-29T17:10:00Z" w:initials="AK">
     <w:p>
       <w:r>
         <w:rPr>
@@ -5690,7 +6213,7 @@
         </w:rPr>
         <w:t>Activation was specifically located to BA11. BA11 is part of the ortibofrontal cortex (OFC), which is an area of the brain with strong connections to sensory areas and areas relating to goal-directed behavior (</w:t>
       </w:r>
-      <w:hyperlink r:id="rId1" w:history="1">
+      <w:hyperlink r:id="rId9" w:history="1">
         <w:r>
           <w:rPr>
             <w:rStyle w:val="Hyperlink"/>
@@ -5707,7 +6230,7 @@
         </w:rPr>
         <w:t>). The current understanding of the OFC is that of a cognitive map encoding task states, integrating these with sensory observations, crucial for decision making (</w:t>
       </w:r>
-      <w:hyperlink r:id="rId2" w:history="1">
+      <w:hyperlink r:id="rId10" w:history="1">
         <w:r>
           <w:rPr>
             <w:rStyle w:val="Hyperlink"/>
@@ -5724,7 +6247,7 @@
         </w:rPr>
         <w:t xml:space="preserve">, </w:t>
       </w:r>
-      <w:hyperlink r:id="rId3" w:history="1">
+      <w:hyperlink r:id="rId11" w:history="1">
         <w:r>
           <w:rPr>
             <w:rStyle w:val="Hyperlink"/>
@@ -5741,7 +6264,7 @@
         </w:rPr>
         <w:t xml:space="preserve">, </w:t>
       </w:r>
-      <w:hyperlink r:id="rId4" w:history="1">
+      <w:hyperlink r:id="rId12" w:history="1">
         <w:r>
           <w:rPr>
             <w:rStyle w:val="Hyperlink"/>
@@ -5768,7 +6291,7 @@
         </w:rPr>
         <w:t>While working memory is most strongly tied to BA46 in the dorsolateral PFC (</w:t>
       </w:r>
-      <w:hyperlink r:id="rId5" w:history="1">
+      <w:hyperlink r:id="rId13" w:history="1">
         <w:r>
           <w:rPr>
             <w:rStyle w:val="Hyperlink"/>
@@ -5785,7 +6308,7 @@
         </w:rPr>
         <w:t xml:space="preserve">, </w:t>
       </w:r>
-      <w:hyperlink r:id="rId6" w:history="1">
+      <w:hyperlink r:id="rId14" w:history="1">
         <w:r>
           <w:rPr>
             <w:rStyle w:val="Hyperlink"/>
@@ -5802,7 +6325,7 @@
         </w:rPr>
         <w:t>), working memory tasks have been found to invoke a network including both the dorsolateral PFC as well as frontopolar areas (BA10)  (</w:t>
       </w:r>
-      <w:hyperlink r:id="rId7" w:history="1">
+      <w:hyperlink r:id="rId15" w:history="1">
         <w:r>
           <w:rPr>
             <w:rStyle w:val="Hyperlink"/>
@@ -5829,7 +6352,7 @@
         </w:rPr>
         <w:t>Looking specifically at BA11 and the orbitofrontal cortex, there is some evidence that implicate the region in higher-order coordination of working memory tasks (</w:t>
       </w:r>
-      <w:hyperlink r:id="rId8" w:history="1">
+      <w:hyperlink r:id="rId16" w:history="1">
         <w:r>
           <w:rPr>
             <w:rStyle w:val="Hyperlink"/>
@@ -5846,7 +6369,7 @@
         </w:rPr>
         <w:t>), and some fNIRS studies have found activation in BA11 during working memory overload tasks (</w:t>
       </w:r>
-      <w:hyperlink r:id="rId9" w:history="1">
+      <w:hyperlink r:id="rId17" w:history="1">
         <w:r>
           <w:rPr>
             <w:rStyle w:val="Hyperlink"/>
@@ -5866,7 +6389,7 @@
     </w:p>
     <w:p/>
   </w:comment>
-  <w:comment w:id="5" w:author="Alexander Kvist" w:date="2026-06-29T15:45:00Z" w:initials="AK">
+  <w:comment w:id="14" w:author="Alexander Kvist" w:date="2026-06-29T15:45:00Z" w:initials="AK">
     <w:p>
       <w:r>
         <w:rPr>
@@ -5890,6 +6413,15 @@
 <w15:commentsEx xmlns:wpc="http://schemas.microsoft.com/office/word/2010/wordprocessingCanvas" xmlns:cx="http://schemas.microsoft.com/office/drawing/2014/chartex" xmlns:cx1="http://schemas.microsoft.com/office/drawing/2015/9/8/chartex" xmlns:cx2="http://schemas.microsoft.com/office/drawing/2015/10/21/chartex" xmlns:cx3="http://schemas.microsoft.com/office/drawing/2016/5/9/chartex" xmlns:cx4="http://schemas.microsoft.com/office/drawing/2016/5/10/chartex" xmlns:cx5="http://schemas.microsoft.com/office/drawing/2016/5/11/chartex" xmlns:cx6="http://schemas.microsoft.com/office/drawing/2016/5/12/chartex" xmlns:cx7="http://schemas.microsoft.com/office/drawing/2016/5/13/chartex" xmlns:cx8="http://schemas.microsoft.com/office/drawing/2016/5/14/chartex" xmlns:mc="http://schemas.openxmlformats.org/markup-compatibility/2006" xmlns:m="http://schemas.openxmlformats.org/officeDocument/2006/math" xmlns:aink="http://schemas.microsoft.com/office/drawing/2016/ink" xmlns:am3d="http://schemas.microsoft.com/office/drawing/2017/model3d" xmlns:oel="http://schemas.microsoft.com/office/2019/extlst" xmlns:r="http://schemas.openxmlformats.org/officeDocument/2006/relationships" xmlns:wp14="http://schemas.microsoft.com/office/word/2010/wordprocessingDrawing" xmlns:wp="http://schemas.openxmlformats.org/drawingml/2006/wordprocessingDrawing" xmlns:wpg="http://schemas.microsoft.com/office/word/2010/wordprocessingGroup" xmlns:wpi="http://schemas.microsoft.com/office/word/2010/wordprocessingInk" xmlns:wps="http://schemas.microsoft.com/office/word/2010/wordprocessingShape" xmlns:o="urn:schemas-microsoft-com:office:office" xmlns:v="urn:schemas-microsoft-com:vml" xmlns:w10="urn:schemas-microsoft-com:office:word" xmlns:w="http://schemas.openxmlformats.org/wordprocessingml/2006/main" xmlns:w14="http://schemas.microsoft.com/office/word/2010/wordml" xmlns:w15="http://schemas.microsoft.com/office/word/2012/wordml" xmlns:w16cex="http://schemas.microsoft.com/office/word/2018/wordml/cex" xmlns:w16cid="http://schemas.microsoft.com/office/word/2016/wordml/cid" xmlns:w16="http://schemas.microsoft.com/office/word/2018/wordml" xmlns:w16sdtdh="http://schemas.microsoft.com/office/word/2020/wordml/sdtdatahash" xmlns:w16sdtfl="http://schemas.microsoft.com/office/word/2024/wordml/sdtformatlock" xmlns:w16se="http://schemas.microsoft.com/office/word/2015/wordml/symex" xmlns:w16du="http://schemas.microsoft.com/office/word/2023/wordml/word16du" xmlns:wne="http://schemas.microsoft.com/office/word/2006/wordml" mc:Ignorable="w14 w15 w16se w16cid w16 w16cex w16sdtdh w16sdtfl w16du wp14">
   <w15:commentEx w15:paraId="00F45BF5" w15:done="0"/>
   <w15:commentEx w15:paraId="0C4E3103" w15:done="0"/>
+  <w15:commentEx w15:paraId="529458F3" w15:done="0"/>
+  <w15:commentEx w15:paraId="10413670" w15:done="0"/>
+  <w15:commentEx w15:paraId="7A4C252A" w15:done="0"/>
+  <w15:commentEx w15:paraId="1AF6B826" w15:done="0"/>
+  <w15:commentEx w15:paraId="4B3F2A61" w15:done="0"/>
+  <w15:commentEx w15:paraId="4AB9F045" w15:done="0"/>
+  <w15:commentEx w15:paraId="610EDFD1" w15:done="0"/>
+  <w15:commentEx w15:paraId="0FEA9EC5" w15:done="0"/>
+  <w15:commentEx w15:paraId="33DFACAD" w15:done="0"/>
   <w15:commentEx w15:paraId="3C857304" w15:done="0"/>
   <w15:commentEx w15:paraId="375F92E4" w15:done="0"/>
   <w15:commentEx w15:paraId="6F365303" w15:done="0"/>
@@ -5901,6 +6433,15 @@
 <w16cex:commentsExtensible xmlns:wpc="http://schemas.microsoft.com/office/word/2010/wordprocessingCanvas" xmlns:cx="http://schemas.microsoft.com/office/drawing/2014/chartex" xmlns:cx1="http://schemas.microsoft.com/office/drawing/2015/9/8/chartex" xmlns:cx2="http://schemas.microsoft.com/office/drawing/2015/10/21/chartex" xmlns:cx3="http://schemas.microsoft.com/office/drawing/2016/5/9/chartex" xmlns:cx4="http://schemas.microsoft.com/office/drawing/2016/5/10/chartex" xmlns:cx5="http://schemas.microsoft.com/office/drawing/2016/5/11/chartex" xmlns:cx6="http://schemas.microsoft.com/office/drawing/2016/5/12/chartex" xmlns:cx7="http://schemas.microsoft.com/office/drawing/2016/5/13/chartex" xmlns:cx8="http://schemas.microsoft.com/office/drawing/2016/5/14/chartex" xmlns:cr="http://schemas.microsoft.com/office/comments/2020/reactions" xmlns:mc="http://schemas.openxmlformats.org/markup-compatibility/2006" xmlns:m="http://schemas.openxmlformats.org/officeDocument/2006/math" xmlns:aink="http://schemas.microsoft.com/office/drawing/2016/ink" xmlns:am3d="http://schemas.microsoft.com/office/drawing/2017/model3d" xmlns:oel="http://schemas.microsoft.com/office/2019/extlst" xmlns:r="http://schemas.openxmlformats.org/officeDocument/2006/relationships" xmlns:wp14="http://schemas.microsoft.com/office/word/2010/wordprocessingDrawing" xmlns:wp="http://schemas.openxmlformats.org/drawingml/2006/wordprocessingDrawing" xmlns:wpg="http://schemas.microsoft.com/office/word/2010/wordprocessingGroup" xmlns:wpi="http://schemas.microsoft.com/office/word/2010/wordprocessingInk" xmlns:wps="http://schemas.microsoft.com/office/word/2010/wordprocessingShape" xmlns:o="urn:schemas-microsoft-com:office:office" xmlns:v="urn:schemas-microsoft-com:vml" xmlns:w10="urn:schemas-microsoft-com:office:word" xmlns:w="http://schemas.openxmlformats.org/wordprocessingml/2006/main" xmlns:w14="http://schemas.microsoft.com/office/word/2010/wordml" xmlns:w15="http://schemas.microsoft.com/office/word/2012/wordml" xmlns:w16cex="http://schemas.microsoft.com/office/word/2018/wordml/cex" xmlns:w16cid="http://schemas.microsoft.com/office/word/2016/wordml/cid" xmlns:w16="http://schemas.microsoft.com/office/word/2018/wordml" xmlns:w16sdtdh="http://schemas.microsoft.com/office/word/2020/wordml/sdtdatahash" xmlns:w16sdtfl="http://schemas.microsoft.com/office/word/2024/wordml/sdtformatlock" xmlns:w16se="http://schemas.microsoft.com/office/word/2015/wordml/symex" xmlns:w16du="http://schemas.microsoft.com/office/word/2023/wordml/word16du" xmlns:wne="http://schemas.microsoft.com/office/word/2006/wordml" mc:Ignorable="w14 w15 w16se w16cid w16 w16cex w16sdtdh w16sdtfl cr w16du wp14">
   <w16cex:commentExtensible w16cex:durableId="26D56C63" w16cex:dateUtc="2026-06-12T10:58:00Z"/>
   <w16cex:commentExtensible w16cex:durableId="7FD76364" w16cex:dateUtc="2026-06-12T10:57:00Z"/>
+  <w16cex:commentExtensible w16cex:durableId="1EE68FC3" w16cex:dateUtc="2026-06-29T15:15:00Z"/>
+  <w16cex:commentExtensible w16cex:durableId="7CF5CE42" w16cex:dateUtc="2026-06-29T15:15:00Z"/>
+  <w16cex:commentExtensible w16cex:durableId="575F490D" w16cex:dateUtc="2026-06-29T15:15:00Z"/>
+  <w16cex:commentExtensible w16cex:durableId="6A316AF3" w16cex:dateUtc="2026-06-29T15:19:00Z"/>
+  <w16cex:commentExtensible w16cex:durableId="11B936F4" w16cex:dateUtc="2026-06-29T15:19:00Z"/>
+  <w16cex:commentExtensible w16cex:durableId="2DC66814" w16cex:dateUtc="2026-06-29T15:17:00Z"/>
+  <w16cex:commentExtensible w16cex:durableId="2B4A8A96" w16cex:dateUtc="2026-06-29T15:19:00Z"/>
+  <w16cex:commentExtensible w16cex:durableId="341DAA3D" w16cex:dateUtc="2026-06-29T15:20:00Z"/>
+  <w16cex:commentExtensible w16cex:durableId="36F39CD3" w16cex:dateUtc="2026-06-29T15:22:00Z"/>
   <w16cex:commentExtensible w16cex:durableId="6E1E0D9C" w16cex:dateUtc="2026-06-29T12:35:00Z"/>
   <w16cex:commentExtensible w16cex:durableId="033D1B0D" w16cex:dateUtc="2026-06-12T10:59:00Z"/>
   <w16cex:commentExtensible w16cex:durableId="37EC59B3" w16cex:dateUtc="2026-06-29T15:10:00Z"/>
@@ -5912,6 +6453,15 @@
 <w16cid:commentsIds xmlns:wpc="http://schemas.microsoft.com/office/word/2010/wordprocessingCanvas" xmlns:cx="http://schemas.microsoft.com/office/drawing/2014/chartex" xmlns:cx1="http://schemas.microsoft.com/office/drawing/2015/9/8/chartex" xmlns:cx2="http://schemas.microsoft.com/office/drawing/2015/10/21/chartex" xmlns:cx3="http://schemas.microsoft.com/office/drawing/2016/5/9/chartex" xmlns:cx4="http://schemas.microsoft.com/office/drawing/2016/5/10/chartex" xmlns:cx5="http://schemas.microsoft.com/office/drawing/2016/5/11/chartex" xmlns:cx6="http://schemas.microsoft.com/office/drawing/2016/5/12/chartex" xmlns:cx7="http://schemas.microsoft.com/office/drawing/2016/5/13/chartex" xmlns:cx8="http://schemas.microsoft.com/office/drawing/2016/5/14/chartex" xmlns:mc="http://schemas.openxmlformats.org/markup-compatibility/2006" xmlns:m="http://schemas.openxmlformats.org/officeDocument/2006/math" xmlns:aink="http://schemas.microsoft.com/office/drawing/2016/ink" xmlns:am3d="http://schemas.microsoft.com/office/drawing/2017/model3d" xmlns:oel="http://schemas.microsoft.com/office/2019/extlst" xmlns:r="http://schemas.openxmlformats.org/officeDocument/2006/relationships" xmlns:wp14="http://schemas.microsoft.com/office/word/2010/wordprocessingDrawing" xmlns:wp="http://schemas.openxmlformats.org/drawingml/2006/wordprocessingDrawing" xmlns:wpg="http://schemas.microsoft.com/office/word/2010/wordprocessingGroup" xmlns:wpi="http://schemas.microsoft.com/office/word/2010/wordprocessingInk" xmlns:wps="http://schemas.microsoft.com/office/word/2010/wordprocessingShape" xmlns:o="urn:schemas-microsoft-com:office:office" xmlns:v="urn:schemas-microsoft-com:vml" xmlns:w10="urn:schemas-microsoft-com:office:word" xmlns:w="http://schemas.openxmlformats.org/wordprocessingml/2006/main" xmlns:w14="http://schemas.microsoft.com/office/word/2010/wordml" xmlns:w15="http://schemas.microsoft.com/office/word/2012/wordml" xmlns:w16cex="http://schemas.microsoft.com/office/word/2018/wordml/cex" xmlns:w16cid="http://schemas.microsoft.com/office/word/2016/wordml/cid" xmlns:w16="http://schemas.microsoft.com/office/word/2018/wordml" xmlns:w16sdtdh="http://schemas.microsoft.com/office/word/2020/wordml/sdtdatahash" xmlns:w16sdtfl="http://schemas.microsoft.com/office/word/2024/wordml/sdtformatlock" xmlns:w16se="http://schemas.microsoft.com/office/word/2015/wordml/symex" xmlns:w16du="http://schemas.microsoft.com/office/word/2023/wordml/word16du" xmlns:wne="http://schemas.microsoft.com/office/word/2006/wordml" mc:Ignorable="w14 w15 w16se w16cid w16 w16cex w16sdtdh w16sdtfl w16du wp14">
   <w16cid:commentId w16cid:paraId="00F45BF5" w16cid:durableId="26D56C63"/>
   <w16cid:commentId w16cid:paraId="0C4E3103" w16cid:durableId="7FD76364"/>
+  <w16cid:commentId w16cid:paraId="529458F3" w16cid:durableId="1EE68FC3"/>
+  <w16cid:commentId w16cid:paraId="10413670" w16cid:durableId="7CF5CE42"/>
+  <w16cid:commentId w16cid:paraId="7A4C252A" w16cid:durableId="575F490D"/>
+  <w16cid:commentId w16cid:paraId="1AF6B826" w16cid:durableId="6A316AF3"/>
+  <w16cid:commentId w16cid:paraId="4B3F2A61" w16cid:durableId="11B936F4"/>
+  <w16cid:commentId w16cid:paraId="4AB9F045" w16cid:durableId="2DC66814"/>
+  <w16cid:commentId w16cid:paraId="610EDFD1" w16cid:durableId="2B4A8A96"/>
+  <w16cid:commentId w16cid:paraId="0FEA9EC5" w16cid:durableId="341DAA3D"/>
+  <w16cid:commentId w16cid:paraId="33DFACAD" w16cid:durableId="36F39CD3"/>
   <w16cid:commentId w16cid:paraId="3C857304" w16cid:durableId="6E1E0D9C"/>
   <w16cid:commentId w16cid:paraId="375F92E4" w16cid:durableId="033D1B0D"/>
   <w16cid:commentId w16cid:paraId="6F365303" w16cid:durableId="37EC59B3"/>
